--- a/LTP.Truck/Template/Template_Biwase_Scrap sale.docx
+++ b/LTP.Truck/Template/Template_Biwase_Scrap sale.docx
@@ -190,7 +190,7 @@
               <w:rPr>
                 <w:rFonts w:ascii="Bosch Office Sans" w:hAnsi="Bosch Office Sans"/>
               </w:rPr>
-              <w:t>5</w:t>
+              <w:t>6</w:t>
             </w:r>
             <w:r>
               <w:rPr>
@@ -1287,7 +1287,7 @@
                 <w:tab w:val="left" w:pos="180"/>
               </w:tabs>
               <w:spacing w:before="120"/>
-              <w:jc w:val="right"/>
+              <w:jc w:val="center"/>
               <w:rPr>
                 <w:rFonts w:ascii="Bosch Office Sans" w:hAnsi="Bosch Office Sans"/>
               </w:rPr>
@@ -1596,7 +1596,7 @@
               <w:tabs>
                 <w:tab w:val="left" w:pos="180"/>
               </w:tabs>
-              <w:jc w:val="right"/>
+              <w:jc w:val="center"/>
               <w:rPr>
                 <w:rFonts w:ascii="Bosch Office Sans" w:hAnsi="Bosch Office Sans"/>
               </w:rPr>
@@ -2016,7 +2016,7 @@
               <w:tabs>
                 <w:tab w:val="left" w:pos="180"/>
               </w:tabs>
-              <w:jc w:val="right"/>
+              <w:jc w:val="center"/>
               <w:rPr>
                 <w:rFonts w:ascii="Bosch Office Sans" w:hAnsi="Bosch Office Sans"/>
               </w:rPr>
@@ -2356,7 +2356,7 @@
               <w:tabs>
                 <w:tab w:val="left" w:pos="180"/>
               </w:tabs>
-              <w:jc w:val="right"/>
+              <w:jc w:val="center"/>
               <w:rPr>
                 <w:rFonts w:ascii="Bosch Office Sans" w:hAnsi="Bosch Office Sans"/>
               </w:rPr>
@@ -2754,7 +2754,7 @@
               <w:tabs>
                 <w:tab w:val="left" w:pos="180"/>
               </w:tabs>
-              <w:jc w:val="right"/>
+              <w:jc w:val="center"/>
               <w:rPr>
                 <w:rFonts w:ascii="Bosch Office Sans" w:hAnsi="Bosch Office Sans"/>
               </w:rPr>
@@ -3005,7 +3005,7 @@
               <w:tabs>
                 <w:tab w:val="left" w:pos="180"/>
               </w:tabs>
-              <w:jc w:val="right"/>
+              <w:jc w:val="center"/>
               <w:rPr>
                 <w:rFonts w:ascii="Bosch Office Sans" w:hAnsi="Bosch Office Sans"/>
               </w:rPr>
@@ -3614,11 +3614,37 @@
               <w:tabs>
                 <w:tab w:val="left" w:pos="180"/>
               </w:tabs>
-              <w:jc w:val="both"/>
-              <w:rPr>
-                <w:rFonts w:ascii="Bosch Office Sans" w:hAnsi="Bosch Office Sans"/>
-              </w:rPr>
-            </w:pPr>
+              <w:jc w:val="center"/>
+              <w:rPr>
+                <w:rFonts w:ascii="Bosch Office Sans" w:hAnsi="Bosch Office Sans"/>
+              </w:rPr>
+            </w:pPr>
+            <w:r>
+              <w:rPr>
+                <w:w w:val="80"/>
+                <w:sz w:val="26"/>
+                <w:szCs w:val="26"/>
+              </w:rPr>
+              <w:t>{</w:t>
+            </w:r>
+            <w:proofErr w:type="spellStart"/>
+            <w:r>
+              <w:rPr>
+                <w:w w:val="80"/>
+                <w:sz w:val="26"/>
+                <w:szCs w:val="26"/>
+              </w:rPr>
+              <w:t>tong_weight</w:t>
+            </w:r>
+            <w:proofErr w:type="spellEnd"/>
+            <w:r>
+              <w:rPr>
+                <w:w w:val="80"/>
+                <w:sz w:val="26"/>
+                <w:szCs w:val="26"/>
+              </w:rPr>
+              <w:t>}</w:t>
+            </w:r>
           </w:p>
         </w:tc>
         <w:tc>
@@ -5784,6 +5810,38 @@
 </file>
 
 <file path=customXml/item1.xml><?xml version="1.0" encoding="utf-8"?>
+<p:properties xmlns:p="http://schemas.microsoft.com/office/2006/metadata/properties" xmlns:xsi="http://www.w3.org/2001/XMLSchema-instance" xmlns:pc="http://schemas.microsoft.com/office/infopath/2007/PartnerControls">
+  <documentManagement>
+    <TaxCatchAll xmlns="7735a6fb-8f44-491f-8731-580f6bd492c0" xsi:nil="true"/>
+    <lcf76f155ced4ddcb4097134ff3c332f xmlns="c4295da5-23ac-4c55-9ef5-b6d8062b39d1">
+      <Terms xmlns="http://schemas.microsoft.com/office/infopath/2007/PartnerControls"/>
+    </lcf76f155ced4ddcb4097134ff3c332f>
+  </documentManagement>
+</p:properties>
+</file>
+
+<file path=customXml/item2.xml><?xml version="1.0" encoding="utf-8"?>
+<b:Sources xmlns:b="http://schemas.openxmlformats.org/officeDocument/2006/bibliography" xmlns="http://schemas.openxmlformats.org/officeDocument/2006/bibliography" SelectedStyle="\APASixthEditionOfficeOnline.xsl" StyleName="APA" Version="6"/>
+</file>
+
+<file path=customXml/item3.xml><?xml version="1.0" encoding="utf-8"?>
+<?mso-contentType ?>
+<FormTemplates xmlns="http://schemas.microsoft.com/sharepoint/v3/contenttype/forms">
+  <Display>DocumentLibraryForm</Display>
+  <Edit>DocumentLibraryForm</Edit>
+  <New>DocumentLibraryForm</New>
+</FormTemplates>
+</file>
+
+<file path=customXml/item4.xml><?xml version="1.0" encoding="utf-8"?>
+<s:customData xmlns="http://www.wps.cn/officeDocument/2013/wpsCustomData" xmlns:s="http://www.wps.cn/officeDocument/2013/wpsCustomData">
+  <customSectProps>
+    <customSectPr/>
+  </customSectProps>
+</s:customData>
+</file>
+
+<file path=customXml/item5.xml><?xml version="1.0" encoding="utf-8"?>
 <ct:contentTypeSchema xmlns:ct="http://schemas.microsoft.com/office/2006/metadata/contentType" xmlns:ma="http://schemas.microsoft.com/office/2006/metadata/properties/metaAttributes" ct:_="" ma:_="" ma:contentTypeName="Document" ma:contentTypeID="0x0101004490BB640157C14FAF266DE404D086A6" ma:contentTypeVersion="17" ma:contentTypeDescription="Create a new document." ma:contentTypeScope="" ma:versionID="f38b6ffb11ee6f1adbf32a163ce76de2">
   <xsd:schema xmlns:xsd="http://www.w3.org/2001/XMLSchema" xmlns:xs="http://www.w3.org/2001/XMLSchema" xmlns:p="http://schemas.microsoft.com/office/2006/metadata/properties" xmlns:ns2="c4295da5-23ac-4c55-9ef5-b6d8062b39d1" xmlns:ns3="7735a6fb-8f44-491f-8731-580f6bd492c0" targetNamespace="http://schemas.microsoft.com/office/2006/metadata/properties" ma:root="true" ma:fieldsID="11e5d540bc71b6f6f05a28d410c4a2b2" ns2:_="" ns3:_="">
     <xsd:import namespace="c4295da5-23ac-4c55-9ef5-b6d8062b39d1"/>
@@ -6030,39 +6088,42 @@
 </ct:contentTypeSchema>
 </file>
 
-<file path=customXml/item2.xml><?xml version="1.0" encoding="utf-8"?>
-<s:customData xmlns="http://www.wps.cn/officeDocument/2013/wpsCustomData" xmlns:s="http://www.wps.cn/officeDocument/2013/wpsCustomData">
-  <customSectProps>
-    <customSectPr/>
-  </customSectProps>
-</s:customData>
+<file path=customXml/itemProps1.xml><?xml version="1.0" encoding="utf-8"?>
+<ds:datastoreItem xmlns:ds="http://schemas.openxmlformats.org/officeDocument/2006/customXml" ds:itemID="{A8E4F743-41D5-4BA6-8131-3368C9509340}">
+  <ds:schemaRefs>
+    <ds:schemaRef ds:uri="http://schemas.microsoft.com/office/2006/metadata/properties"/>
+    <ds:schemaRef ds:uri="http://schemas.microsoft.com/office/infopath/2007/PartnerControls"/>
+    <ds:schemaRef ds:uri="7735a6fb-8f44-491f-8731-580f6bd492c0"/>
+    <ds:schemaRef ds:uri="c4295da5-23ac-4c55-9ef5-b6d8062b39d1"/>
+  </ds:schemaRefs>
+</ds:datastoreItem>
 </file>
 
-<file path=customXml/item3.xml><?xml version="1.0" encoding="utf-8"?>
-<?mso-contentType ?>
-<FormTemplates xmlns="http://schemas.microsoft.com/sharepoint/v3/contenttype/forms">
-  <Display>DocumentLibraryForm</Display>
-  <Edit>DocumentLibraryForm</Edit>
-  <New>DocumentLibraryForm</New>
-</FormTemplates>
+<file path=customXml/itemProps2.xml><?xml version="1.0" encoding="utf-8"?>
+<ds:datastoreItem xmlns:ds="http://schemas.openxmlformats.org/officeDocument/2006/customXml" ds:itemID="{9CCE2560-E72D-48D5-91D6-6A2E4112C818}">
+  <ds:schemaRefs>
+    <ds:schemaRef ds:uri="http://schemas.openxmlformats.org/officeDocument/2006/bibliography"/>
+  </ds:schemaRefs>
+</ds:datastoreItem>
 </file>
 
-<file path=customXml/item4.xml><?xml version="1.0" encoding="utf-8"?>
-<b:Sources xmlns:b="http://schemas.openxmlformats.org/officeDocument/2006/bibliography" xmlns="http://schemas.openxmlformats.org/officeDocument/2006/bibliography" SelectedStyle="\APASixthEditionOfficeOnline.xsl" StyleName="APA" Version="6"/>
+<file path=customXml/itemProps3.xml><?xml version="1.0" encoding="utf-8"?>
+<ds:datastoreItem xmlns:ds="http://schemas.openxmlformats.org/officeDocument/2006/customXml" ds:itemID="{8C117CD0-CE6C-4729-BC58-978476FE4D39}">
+  <ds:schemaRefs>
+    <ds:schemaRef ds:uri="http://schemas.microsoft.com/sharepoint/v3/contenttype/forms"/>
+  </ds:schemaRefs>
+</ds:datastoreItem>
 </file>
 
-<file path=customXml/item5.xml><?xml version="1.0" encoding="utf-8"?>
-<p:properties xmlns:p="http://schemas.microsoft.com/office/2006/metadata/properties" xmlns:xsi="http://www.w3.org/2001/XMLSchema-instance" xmlns:pc="http://schemas.microsoft.com/office/infopath/2007/PartnerControls">
-  <documentManagement>
-    <TaxCatchAll xmlns="7735a6fb-8f44-491f-8731-580f6bd492c0" xsi:nil="true"/>
-    <lcf76f155ced4ddcb4097134ff3c332f xmlns="c4295da5-23ac-4c55-9ef5-b6d8062b39d1">
-      <Terms xmlns="http://schemas.microsoft.com/office/infopath/2007/PartnerControls"/>
-    </lcf76f155ced4ddcb4097134ff3c332f>
-  </documentManagement>
-</p:properties>
+<file path=customXml/itemProps4.xml><?xml version="1.0" encoding="utf-8"?>
+<ds:datastoreItem xmlns:ds="http://schemas.openxmlformats.org/officeDocument/2006/customXml" ds:itemID="{B1977F7D-205B-4081-913C-38D41E755F92}">
+  <ds:schemaRefs>
+    <ds:schemaRef ds:uri="http://www.wps.cn/officeDocument/2013/wpsCustomData"/>
+  </ds:schemaRefs>
+</ds:datastoreItem>
 </file>
 
-<file path=customXml/itemProps1.xml><?xml version="1.0" encoding="utf-8"?>
+<file path=customXml/itemProps5.xml><?xml version="1.0" encoding="utf-8"?>
 <ds:datastoreItem xmlns:ds="http://schemas.openxmlformats.org/officeDocument/2006/customXml" ds:itemID="{B79C2B84-F058-4740-9AF0-FEAD33FD6D82}">
   <ds:schemaRefs>
     <ds:schemaRef ds:uri="http://schemas.microsoft.com/office/2006/metadata/contentType"/>
@@ -6079,39 +6140,4 @@
     <ds:schemaRef ds:uri="http://schemas.microsoft.com/internal/obd"/>
   </ds:schemaRefs>
 </ds:datastoreItem>
-</file>
-
-<file path=customXml/itemProps2.xml><?xml version="1.0" encoding="utf-8"?>
-<ds:datastoreItem xmlns:ds="http://schemas.openxmlformats.org/officeDocument/2006/customXml" ds:itemID="{B1977F7D-205B-4081-913C-38D41E755F92}">
-  <ds:schemaRefs>
-    <ds:schemaRef ds:uri="http://www.wps.cn/officeDocument/2013/wpsCustomData"/>
-  </ds:schemaRefs>
-</ds:datastoreItem>
-</file>
-
-<file path=customXml/itemProps3.xml><?xml version="1.0" encoding="utf-8"?>
-<ds:datastoreItem xmlns:ds="http://schemas.openxmlformats.org/officeDocument/2006/customXml" ds:itemID="{8C117CD0-CE6C-4729-BC58-978476FE4D39}">
-  <ds:schemaRefs>
-    <ds:schemaRef ds:uri="http://schemas.microsoft.com/sharepoint/v3/contenttype/forms"/>
-  </ds:schemaRefs>
-</ds:datastoreItem>
-</file>
-
-<file path=customXml/itemProps4.xml><?xml version="1.0" encoding="utf-8"?>
-<ds:datastoreItem xmlns:ds="http://schemas.openxmlformats.org/officeDocument/2006/customXml" ds:itemID="{9CCE2560-E72D-48D5-91D6-6A2E4112C818}">
-  <ds:schemaRefs>
-    <ds:schemaRef ds:uri="http://schemas.openxmlformats.org/officeDocument/2006/bibliography"/>
-  </ds:schemaRefs>
-</ds:datastoreItem>
-</file>
-
-<file path=customXml/itemProps5.xml><?xml version="1.0" encoding="utf-8"?>
-<ds:datastoreItem xmlns:ds="http://schemas.openxmlformats.org/officeDocument/2006/customXml" ds:itemID="{A8E4F743-41D5-4BA6-8131-3368C9509340}">
-  <ds:schemaRefs>
-    <ds:schemaRef ds:uri="http://schemas.microsoft.com/office/2006/metadata/properties"/>
-    <ds:schemaRef ds:uri="http://schemas.microsoft.com/office/infopath/2007/PartnerControls"/>
-    <ds:schemaRef ds:uri="7735a6fb-8f44-491f-8731-580f6bd492c0"/>
-    <ds:schemaRef ds:uri="c4295da5-23ac-4c55-9ef5-b6d8062b39d1"/>
-  </ds:schemaRefs>
-</ds:datastoreItem>
 </file>
--- a/LTP.Truck/Template/Template_Biwase_Scrap sale.docx
+++ b/LTP.Truck/Template/Template_Biwase_Scrap sale.docx
@@ -158,27 +158,11 @@
                 <w:rFonts w:ascii="Bosch Office Sans" w:hAnsi="Bosch Office Sans"/>
               </w:rPr>
             </w:pPr>
-            <w:proofErr w:type="spellStart"/>
-            <w:r>
-              <w:rPr>
-                <w:rFonts w:ascii="Bosch Office Sans" w:hAnsi="Bosch Office Sans"/>
-              </w:rPr>
-              <w:t>Số</w:t>
-            </w:r>
-            <w:proofErr w:type="spellEnd"/>
-            <w:proofErr w:type="gramStart"/>
-            <w:r>
-              <w:rPr>
-                <w:rFonts w:ascii="Bosch Office Sans" w:hAnsi="Bosch Office Sans"/>
-              </w:rPr>
-              <w:t>: .</w:t>
-            </w:r>
-            <w:proofErr w:type="gramEnd"/>
-            <w:r>
-              <w:rPr>
-                <w:rFonts w:ascii="Bosch Office Sans" w:hAnsi="Bosch Office Sans"/>
-              </w:rPr>
-              <w:t>………/</w:t>
+            <w:r>
+              <w:rPr>
+                <w:rFonts w:ascii="Bosch Office Sans" w:hAnsi="Bosch Office Sans"/>
+              </w:rPr>
+              <w:t>Số: .………/</w:t>
             </w:r>
             <w:r>
               <w:rPr>
@@ -210,17 +194,40 @@
                 <w:rFonts w:ascii="Bosch Office Sans" w:hAnsi="Bosch Office Sans"/>
               </w:rPr>
             </w:pPr>
-            <w:proofErr w:type="spellStart"/>
-            <w:r>
-              <w:rPr>
-                <w:rFonts w:ascii="Bosch Office Sans" w:hAnsi="Bosch Office Sans"/>
-              </w:rPr>
-              <w:t>Ngày</w:t>
-            </w:r>
-            <w:proofErr w:type="spellEnd"/>
-            <w:r>
-              <w:rPr>
-                <w:rFonts w:ascii="Bosch Office Sans" w:hAnsi="Bosch Office Sans"/>
+            <w:r>
+              <w:rPr>
+                <w:rFonts w:ascii="Bosch Office Sans" w:hAnsi="Bosch Office Sans"/>
+              </w:rPr>
+              <w:t xml:space="preserve">Ngày </w:t>
+            </w:r>
+            <w:r>
+              <w:rPr>
+                <w:rFonts w:ascii="Bosch Office Sans" w:hAnsi="Bosch Office Sans"/>
+              </w:rPr>
+              <w:t xml:space="preserve">{ngay} </w:t>
+            </w:r>
+            <w:r>
+              <w:rPr>
+                <w:rFonts w:ascii="Bosch Office Sans" w:hAnsi="Bosch Office Sans"/>
+              </w:rPr>
+              <w:t>Tháng</w:t>
+            </w:r>
+            <w:r>
+              <w:rPr>
+                <w:rFonts w:ascii="Bosch Office Sans" w:hAnsi="Bosch Office Sans"/>
+              </w:rPr>
+              <w:t xml:space="preserve"> {thang}</w:t>
+            </w:r>
+            <w:r>
+              <w:rPr>
+                <w:rFonts w:ascii="Bosch Office Sans" w:hAnsi="Bosch Office Sans"/>
+              </w:rPr>
+              <w:t xml:space="preserve"> Năm</w:t>
+            </w:r>
+            <w:r>
+              <w:rPr>
+                <w:rFonts w:ascii="Bosch Office Sans" w:hAnsi="Bosch Office Sans"/>
+                <w:lang w:val="vi-VN"/>
               </w:rPr>
               <w:t xml:space="preserve"> </w:t>
             </w:r>
@@ -228,76 +235,7 @@
               <w:rPr>
                 <w:rFonts w:ascii="Bosch Office Sans" w:hAnsi="Bosch Office Sans"/>
               </w:rPr>
-              <w:t>{</w:t>
-            </w:r>
-            <w:proofErr w:type="spellStart"/>
-            <w:r>
-              <w:rPr>
-                <w:rFonts w:ascii="Bosch Office Sans" w:hAnsi="Bosch Office Sans"/>
-              </w:rPr>
-              <w:t>ngay</w:t>
-            </w:r>
-            <w:proofErr w:type="spellEnd"/>
-            <w:r>
-              <w:rPr>
-                <w:rFonts w:ascii="Bosch Office Sans" w:hAnsi="Bosch Office Sans"/>
-              </w:rPr>
-              <w:t xml:space="preserve">} </w:t>
-            </w:r>
-            <w:proofErr w:type="spellStart"/>
-            <w:r>
-              <w:rPr>
-                <w:rFonts w:ascii="Bosch Office Sans" w:hAnsi="Bosch Office Sans"/>
-              </w:rPr>
-              <w:t>Tháng</w:t>
-            </w:r>
-            <w:proofErr w:type="spellEnd"/>
-            <w:r>
-              <w:rPr>
-                <w:rFonts w:ascii="Bosch Office Sans" w:hAnsi="Bosch Office Sans"/>
-              </w:rPr>
-              <w:t xml:space="preserve"> {thang}</w:t>
-            </w:r>
-            <w:r>
-              <w:rPr>
-                <w:rFonts w:ascii="Bosch Office Sans" w:hAnsi="Bosch Office Sans"/>
-              </w:rPr>
-              <w:t xml:space="preserve"> </w:t>
-            </w:r>
-            <w:proofErr w:type="spellStart"/>
-            <w:r>
-              <w:rPr>
-                <w:rFonts w:ascii="Bosch Office Sans" w:hAnsi="Bosch Office Sans"/>
-              </w:rPr>
-              <w:t>Năm</w:t>
-            </w:r>
-            <w:proofErr w:type="spellEnd"/>
-            <w:r>
-              <w:rPr>
-                <w:rFonts w:ascii="Bosch Office Sans" w:hAnsi="Bosch Office Sans"/>
-                <w:lang w:val="vi-VN"/>
-              </w:rPr>
-              <w:t xml:space="preserve"> </w:t>
-            </w:r>
-            <w:r>
-              <w:rPr>
-                <w:rFonts w:ascii="Bosch Office Sans" w:hAnsi="Bosch Office Sans"/>
-              </w:rPr>
-              <w:t>{</w:t>
-            </w:r>
-            <w:proofErr w:type="spellStart"/>
-            <w:r>
-              <w:rPr>
-                <w:rFonts w:ascii="Bosch Office Sans" w:hAnsi="Bosch Office Sans"/>
-              </w:rPr>
-              <w:t>nam</w:t>
-            </w:r>
-            <w:proofErr w:type="spellEnd"/>
-            <w:r>
-              <w:rPr>
-                <w:rFonts w:ascii="Bosch Office Sans" w:hAnsi="Bosch Office Sans"/>
-              </w:rPr>
-              <w:t>}</w:t>
+              <w:t>{nam}</w:t>
             </w:r>
           </w:p>
         </w:tc>
@@ -436,17 +374,8 @@
                 <w:rFonts w:ascii="Bosch Office Sans" w:hAnsi="Bosch Office Sans"/>
                 <w:lang w:eastAsia="vi-VN"/>
               </w:rPr>
-              <w:t xml:space="preserve">An </w:t>
-            </w:r>
-            <w:proofErr w:type="spellStart"/>
-            <w:r>
-              <w:rPr>
-                <w:rFonts w:ascii="Bosch Office Sans" w:hAnsi="Bosch Office Sans"/>
-                <w:lang w:eastAsia="vi-VN"/>
-              </w:rPr>
-              <w:t>Phước</w:t>
-            </w:r>
-            <w:proofErr w:type="spellEnd"/>
+              <w:t>An Phước</w:t>
+            </w:r>
             <w:r>
               <w:rPr>
                 <w:rFonts w:ascii="Bosch Office Sans" w:hAnsi="Bosch Office Sans"/>
@@ -521,17 +450,8 @@
                 <w:rFonts w:ascii="Bosch Office Sans" w:hAnsi="Bosch Office Sans"/>
                 <w:lang w:eastAsia="vi-VN"/>
               </w:rPr>
-              <w:t xml:space="preserve">An </w:t>
-            </w:r>
-            <w:proofErr w:type="spellStart"/>
-            <w:r>
-              <w:rPr>
-                <w:rFonts w:ascii="Bosch Office Sans" w:hAnsi="Bosch Office Sans"/>
-                <w:lang w:eastAsia="vi-VN"/>
-              </w:rPr>
-              <w:t>Phước</w:t>
-            </w:r>
-            <w:proofErr w:type="spellEnd"/>
+              <w:t>An Phước</w:t>
+            </w:r>
             <w:r>
               <w:rPr>
                 <w:rFonts w:ascii="Bosch Office Sans" w:hAnsi="Bosch Office Sans"/>
@@ -1025,31 +945,13 @@
                 <w:rFonts w:ascii="Bosch Office Sans" w:hAnsi="Bosch Office Sans"/>
               </w:rPr>
             </w:pPr>
-            <w:proofErr w:type="spellStart"/>
             <w:r>
               <w:rPr>
                 <w:rFonts w:ascii="Bosch Office Sans" w:hAnsi="Bosch Office Sans"/>
                 <w:lang w:eastAsia="vi-VN"/>
               </w:rPr>
-              <w:t>Số</w:t>
-            </w:r>
-            <w:proofErr w:type="spellEnd"/>
-            <w:r>
-              <w:rPr>
-                <w:rFonts w:ascii="Bosch Office Sans" w:hAnsi="Bosch Office Sans"/>
-                <w:lang w:eastAsia="vi-VN"/>
-              </w:rPr>
-              <w:t xml:space="preserve"> </w:t>
-            </w:r>
-            <w:proofErr w:type="spellStart"/>
-            <w:r>
-              <w:rPr>
-                <w:rFonts w:ascii="Bosch Office Sans" w:hAnsi="Bosch Office Sans"/>
-                <w:lang w:eastAsia="vi-VN"/>
-              </w:rPr>
-              <w:t>lượng</w:t>
-            </w:r>
-            <w:proofErr w:type="spellEnd"/>
+              <w:t>Số lượng</w:t>
+            </w:r>
             <w:r>
               <w:rPr>
                 <w:rFonts w:ascii="Bosch Office Sans" w:hAnsi="Bosch Office Sans"/>
@@ -1180,85 +1082,12 @@
                 <w:lang w:eastAsia="vi-VN"/>
               </w:rPr>
             </w:pPr>
-            <w:proofErr w:type="spellStart"/>
             <w:r>
               <w:rPr>
                 <w:rFonts w:ascii="Bosch Office Sans" w:hAnsi="Bosch Office Sans"/>
                 <w:lang w:eastAsia="vi-VN"/>
               </w:rPr>
-              <w:t>Sắt</w:t>
-            </w:r>
-            <w:proofErr w:type="spellEnd"/>
-            <w:r>
-              <w:rPr>
-                <w:rFonts w:ascii="Bosch Office Sans" w:hAnsi="Bosch Office Sans"/>
-                <w:lang w:eastAsia="vi-VN"/>
-              </w:rPr>
-              <w:t xml:space="preserve"> </w:t>
-            </w:r>
-            <w:proofErr w:type="spellStart"/>
-            <w:r>
-              <w:rPr>
-                <w:rFonts w:ascii="Bosch Office Sans" w:hAnsi="Bosch Office Sans"/>
-                <w:lang w:eastAsia="vi-VN"/>
-              </w:rPr>
-              <w:t>thép</w:t>
-            </w:r>
-            <w:proofErr w:type="spellEnd"/>
-            <w:r>
-              <w:rPr>
-                <w:rFonts w:ascii="Bosch Office Sans" w:hAnsi="Bosch Office Sans"/>
-                <w:lang w:eastAsia="vi-VN"/>
-              </w:rPr>
-              <w:t xml:space="preserve"> </w:t>
-            </w:r>
-            <w:proofErr w:type="spellStart"/>
-            <w:r>
-              <w:rPr>
-                <w:rFonts w:ascii="Bosch Office Sans" w:hAnsi="Bosch Office Sans"/>
-                <w:lang w:eastAsia="vi-VN"/>
-              </w:rPr>
-              <w:t>sạch</w:t>
-            </w:r>
-            <w:proofErr w:type="spellEnd"/>
-            <w:r>
-              <w:rPr>
-                <w:rFonts w:ascii="Bosch Office Sans" w:hAnsi="Bosch Office Sans"/>
-                <w:lang w:eastAsia="vi-VN"/>
-              </w:rPr>
-              <w:t xml:space="preserve"> (</w:t>
-            </w:r>
-            <w:proofErr w:type="spellStart"/>
-            <w:r>
-              <w:rPr>
-                <w:rFonts w:ascii="Bosch Office Sans" w:hAnsi="Bosch Office Sans"/>
-                <w:lang w:eastAsia="vi-VN"/>
-              </w:rPr>
-              <w:t>thùng</w:t>
-            </w:r>
-            <w:proofErr w:type="spellEnd"/>
-            <w:r>
-              <w:rPr>
-                <w:rFonts w:ascii="Bosch Office Sans" w:hAnsi="Bosch Office Sans"/>
-                <w:lang w:eastAsia="vi-VN"/>
-              </w:rPr>
-              <w:t xml:space="preserve"> </w:t>
-            </w:r>
-            <w:proofErr w:type="spellStart"/>
-            <w:r>
-              <w:rPr>
-                <w:rFonts w:ascii="Bosch Office Sans" w:hAnsi="Bosch Office Sans"/>
-                <w:lang w:eastAsia="vi-VN"/>
-              </w:rPr>
-              <w:t>Hooklift</w:t>
-            </w:r>
-            <w:proofErr w:type="spellEnd"/>
-            <w:r>
-              <w:rPr>
-                <w:rFonts w:ascii="Bosch Office Sans" w:hAnsi="Bosch Office Sans"/>
-                <w:lang w:eastAsia="vi-VN"/>
-              </w:rPr>
-              <w:t>)</w:t>
+              <w:t>Sắt thép sạch (thùng Hooklift)</w:t>
             </w:r>
           </w:p>
         </w:tc>
@@ -1298,19 +1127,11 @@
               </w:rPr>
               <w:t>{</w:t>
             </w:r>
-            <w:proofErr w:type="gramStart"/>
-            <w:r>
-              <w:rPr>
-                <w:rFonts w:ascii="Bosch Office Sans" w:hAnsi="Bosch Office Sans"/>
-              </w:rPr>
-              <w:t>xe_tai.hcp.tag</w:t>
-            </w:r>
-            <w:proofErr w:type="gramEnd"/>
-            <w:r>
-              <w:rPr>
-                <w:rFonts w:ascii="Bosch Office Sans" w:hAnsi="Bosch Office Sans"/>
-              </w:rPr>
-              <w:t>03</w:t>
+            <w:r>
+              <w:rPr>
+                <w:rFonts w:ascii="Bosch Office Sans" w:hAnsi="Bosch Office Sans"/>
+              </w:rPr>
+              <w:t>xe_tai.hcp.tag03</w:t>
             </w:r>
             <w:r>
               <w:rPr>
@@ -1426,149 +1247,12 @@
                 <w:lang w:eastAsia="vi-VN"/>
               </w:rPr>
             </w:pPr>
-            <w:proofErr w:type="spellStart"/>
             <w:r>
               <w:rPr>
                 <w:rFonts w:ascii="Bosch Office Sans" w:hAnsi="Bosch Office Sans"/>
                 <w:lang w:eastAsia="vi-VN"/>
               </w:rPr>
-              <w:t>Sắt</w:t>
-            </w:r>
-            <w:proofErr w:type="spellEnd"/>
-            <w:r>
-              <w:rPr>
-                <w:rFonts w:ascii="Bosch Office Sans" w:hAnsi="Bosch Office Sans"/>
-                <w:lang w:eastAsia="vi-VN"/>
-              </w:rPr>
-              <w:t xml:space="preserve"> </w:t>
-            </w:r>
-            <w:proofErr w:type="spellStart"/>
-            <w:r>
-              <w:rPr>
-                <w:rFonts w:ascii="Bosch Office Sans" w:hAnsi="Bosch Office Sans"/>
-                <w:lang w:eastAsia="vi-VN"/>
-              </w:rPr>
-              <w:t>thép</w:t>
-            </w:r>
-            <w:proofErr w:type="spellEnd"/>
-            <w:r>
-              <w:rPr>
-                <w:rFonts w:ascii="Bosch Office Sans" w:hAnsi="Bosch Office Sans"/>
-                <w:lang w:eastAsia="vi-VN"/>
-              </w:rPr>
-              <w:t xml:space="preserve"> </w:t>
-            </w:r>
-            <w:proofErr w:type="spellStart"/>
-            <w:r>
-              <w:rPr>
-                <w:rFonts w:ascii="Bosch Office Sans" w:hAnsi="Bosch Office Sans"/>
-                <w:lang w:eastAsia="vi-VN"/>
-              </w:rPr>
-              <w:t>sạch</w:t>
-            </w:r>
-            <w:proofErr w:type="spellEnd"/>
-            <w:r>
-              <w:rPr>
-                <w:rFonts w:ascii="Bosch Office Sans" w:hAnsi="Bosch Office Sans"/>
-                <w:lang w:eastAsia="vi-VN"/>
-              </w:rPr>
-              <w:t xml:space="preserve"> (</w:t>
-            </w:r>
-            <w:proofErr w:type="spellStart"/>
-            <w:r>
-              <w:rPr>
-                <w:rFonts w:ascii="Bosch Office Sans" w:hAnsi="Bosch Office Sans"/>
-                <w:lang w:eastAsia="vi-VN"/>
-              </w:rPr>
-              <w:t>thùng</w:t>
-            </w:r>
-            <w:proofErr w:type="spellEnd"/>
-            <w:r>
-              <w:rPr>
-                <w:rFonts w:ascii="Bosch Office Sans" w:hAnsi="Bosch Office Sans"/>
-                <w:lang w:eastAsia="vi-VN"/>
-              </w:rPr>
-              <w:t xml:space="preserve"> </w:t>
-            </w:r>
-            <w:proofErr w:type="spellStart"/>
-            <w:r>
-              <w:rPr>
-                <w:rFonts w:ascii="Bosch Office Sans" w:hAnsi="Bosch Office Sans"/>
-                <w:lang w:eastAsia="vi-VN"/>
-              </w:rPr>
-              <w:t>màu</w:t>
-            </w:r>
-            <w:proofErr w:type="spellEnd"/>
-            <w:r>
-              <w:rPr>
-                <w:rFonts w:ascii="Bosch Office Sans" w:hAnsi="Bosch Office Sans"/>
-                <w:lang w:eastAsia="vi-VN"/>
-              </w:rPr>
-              <w:t xml:space="preserve"> </w:t>
-            </w:r>
-            <w:proofErr w:type="spellStart"/>
-            <w:r>
-              <w:rPr>
-                <w:rFonts w:ascii="Bosch Office Sans" w:hAnsi="Bosch Office Sans"/>
-                <w:lang w:eastAsia="vi-VN"/>
-              </w:rPr>
-              <w:t>đỏ</w:t>
-            </w:r>
-            <w:proofErr w:type="spellEnd"/>
-            <w:r>
-              <w:rPr>
-                <w:rFonts w:ascii="Bosch Office Sans" w:hAnsi="Bosch Office Sans"/>
-                <w:lang w:eastAsia="vi-VN"/>
-              </w:rPr>
-              <w:t xml:space="preserve"> </w:t>
-            </w:r>
-            <w:proofErr w:type="spellStart"/>
-            <w:r>
-              <w:rPr>
-                <w:rFonts w:ascii="Bosch Office Sans" w:hAnsi="Bosch Office Sans"/>
-                <w:lang w:eastAsia="vi-VN"/>
-              </w:rPr>
-              <w:t>thấp</w:t>
-            </w:r>
-            <w:proofErr w:type="spellEnd"/>
-            <w:r>
-              <w:rPr>
-                <w:rFonts w:ascii="Bosch Office Sans" w:hAnsi="Bosch Office Sans"/>
-                <w:lang w:eastAsia="vi-VN"/>
-              </w:rPr>
-              <w:t xml:space="preserve">, </w:t>
-            </w:r>
-            <w:proofErr w:type="spellStart"/>
-            <w:r>
-              <w:rPr>
-                <w:rFonts w:ascii="Bosch Office Sans" w:hAnsi="Bosch Office Sans"/>
-                <w:lang w:eastAsia="vi-VN"/>
-              </w:rPr>
-              <w:t>nhãn</w:t>
-            </w:r>
-            <w:proofErr w:type="spellEnd"/>
-            <w:r>
-              <w:rPr>
-                <w:rFonts w:ascii="Bosch Office Sans" w:hAnsi="Bosch Office Sans"/>
-                <w:lang w:eastAsia="vi-VN"/>
-              </w:rPr>
-              <w:t xml:space="preserve"> </w:t>
-            </w:r>
-            <w:proofErr w:type="spellStart"/>
-            <w:r>
-              <w:rPr>
-                <w:rFonts w:ascii="Bosch Office Sans" w:hAnsi="Bosch Office Sans"/>
-                <w:lang w:eastAsia="vi-VN"/>
-              </w:rPr>
-              <w:t>xanh</w:t>
-            </w:r>
-            <w:proofErr w:type="spellEnd"/>
-            <w:r>
-              <w:rPr>
-                <w:rFonts w:ascii="Bosch Office Sans" w:hAnsi="Bosch Office Sans"/>
-                <w:lang w:eastAsia="vi-VN"/>
-              </w:rPr>
-              <w:t>)</w:t>
+              <w:t>Sắt thép sạch (thùng màu đỏ thấp, nhãn xanh)</w:t>
             </w:r>
           </w:p>
         </w:tc>
@@ -1607,19 +1291,11 @@
               </w:rPr>
               <w:t>{</w:t>
             </w:r>
-            <w:proofErr w:type="gramStart"/>
-            <w:r>
-              <w:rPr>
-                <w:rFonts w:ascii="Bosch Office Sans" w:hAnsi="Bosch Office Sans"/>
-              </w:rPr>
-              <w:t>phe_pham.hcp.tag</w:t>
-            </w:r>
-            <w:proofErr w:type="gramEnd"/>
-            <w:r>
-              <w:rPr>
-                <w:rFonts w:ascii="Bosch Office Sans" w:hAnsi="Bosch Office Sans"/>
-              </w:rPr>
-              <w:t>2</w:t>
+            <w:r>
+              <w:rPr>
+                <w:rFonts w:ascii="Bosch Office Sans" w:hAnsi="Bosch Office Sans"/>
+              </w:rPr>
+              <w:t>phe_pham.hcp.tag2</w:t>
             </w:r>
             <w:r>
               <w:rPr>
@@ -1660,121 +1336,48 @@
                 <w:sz w:val="22"/>
               </w:rPr>
             </w:pPr>
-            <w:proofErr w:type="spellStart"/>
             <w:r>
               <w:rPr>
                 <w:rFonts w:ascii="Bosch Office Sans" w:hAnsi="Bosch Office Sans"/>
                 <w:sz w:val="22"/>
               </w:rPr>
-              <w:t>Số</w:t>
-            </w:r>
-            <w:proofErr w:type="spellEnd"/>
+              <w:t xml:space="preserve">Số lượng thùng: </w:t>
+            </w:r>
+          </w:p>
+          <w:p>
+            <w:pPr>
+              <w:tabs>
+                <w:tab w:val="left" w:pos="180"/>
+              </w:tabs>
+              <w:jc w:val="both"/>
+              <w:rPr>
+                <w:rFonts w:ascii="Bosch Office Sans" w:hAnsi="Bosch Office Sans"/>
+              </w:rPr>
+            </w:pPr>
+            <w:r>
+              <w:rPr>
+                <w:rFonts w:ascii="Bosch Office Sans" w:hAnsi="Bosch Office Sans"/>
+              </w:rPr>
+              <w:t>{</w:t>
+            </w:r>
+            <w:r>
+              <w:rPr>
+                <w:rFonts w:ascii="Bosch Office Sans" w:hAnsi="Bosch Office Sans"/>
+              </w:rPr>
+              <w:t>phe_pham.hcp.tag2</w:t>
+            </w:r>
+            <w:r>
+              <w:rPr>
+                <w:rFonts w:ascii="Bosch Office Sans" w:hAnsi="Bosch Office Sans"/>
+              </w:rPr>
+              <w:t>5_qty}</w:t>
+            </w:r>
             <w:r>
               <w:rPr>
                 <w:rFonts w:ascii="Bosch Office Sans" w:hAnsi="Bosch Office Sans"/>
                 <w:sz w:val="22"/>
               </w:rPr>
-              <w:t xml:space="preserve"> </w:t>
-            </w:r>
-            <w:proofErr w:type="spellStart"/>
-            <w:r>
-              <w:rPr>
-                <w:rFonts w:ascii="Bosch Office Sans" w:hAnsi="Bosch Office Sans"/>
-                <w:sz w:val="22"/>
-              </w:rPr>
-              <w:t>lượng</w:t>
-            </w:r>
-            <w:proofErr w:type="spellEnd"/>
-            <w:r>
-              <w:rPr>
-                <w:rFonts w:ascii="Bosch Office Sans" w:hAnsi="Bosch Office Sans"/>
-                <w:sz w:val="22"/>
-              </w:rPr>
-              <w:t xml:space="preserve"> </w:t>
-            </w:r>
-            <w:proofErr w:type="spellStart"/>
-            <w:r>
-              <w:rPr>
-                <w:rFonts w:ascii="Bosch Office Sans" w:hAnsi="Bosch Office Sans"/>
-                <w:sz w:val="22"/>
-              </w:rPr>
-              <w:t>thùng</w:t>
-            </w:r>
-            <w:proofErr w:type="spellEnd"/>
-            <w:r>
-              <w:rPr>
-                <w:rFonts w:ascii="Bosch Office Sans" w:hAnsi="Bosch Office Sans"/>
-                <w:sz w:val="22"/>
-              </w:rPr>
-              <w:t xml:space="preserve">: </w:t>
-            </w:r>
-          </w:p>
-          <w:p>
-            <w:pPr>
-              <w:tabs>
-                <w:tab w:val="left" w:pos="180"/>
-              </w:tabs>
-              <w:jc w:val="both"/>
-              <w:rPr>
-                <w:rFonts w:ascii="Bosch Office Sans" w:hAnsi="Bosch Office Sans"/>
-              </w:rPr>
-            </w:pPr>
-            <w:r>
-              <w:rPr>
-                <w:rFonts w:ascii="Bosch Office Sans" w:hAnsi="Bosch Office Sans"/>
-              </w:rPr>
-              <w:t>{</w:t>
-            </w:r>
-            <w:proofErr w:type="gramStart"/>
-            <w:r>
-              <w:rPr>
-                <w:rFonts w:ascii="Bosch Office Sans" w:hAnsi="Bosch Office Sans"/>
-              </w:rPr>
-              <w:t>phe_pham.hcp.tag</w:t>
-            </w:r>
-            <w:proofErr w:type="gramEnd"/>
-            <w:r>
-              <w:rPr>
-                <w:rFonts w:ascii="Bosch Office Sans" w:hAnsi="Bosch Office Sans"/>
-              </w:rPr>
-              <w:t>2</w:t>
-            </w:r>
-            <w:r>
-              <w:rPr>
-                <w:rFonts w:ascii="Bosch Office Sans" w:hAnsi="Bosch Office Sans"/>
-              </w:rPr>
-              <w:t>5_</w:t>
-            </w:r>
-            <w:proofErr w:type="gramStart"/>
-            <w:r>
-              <w:rPr>
-                <w:rFonts w:ascii="Bosch Office Sans" w:hAnsi="Bosch Office Sans"/>
-              </w:rPr>
-              <w:t>qty}</w:t>
-            </w:r>
-            <w:r>
-              <w:rPr>
-                <w:rFonts w:ascii="Bosch Office Sans" w:hAnsi="Bosch Office Sans"/>
-                <w:sz w:val="22"/>
-              </w:rPr>
-              <w:t xml:space="preserve"> (</w:t>
-            </w:r>
-            <w:proofErr w:type="spellStart"/>
-            <w:proofErr w:type="gramEnd"/>
-            <w:r>
-              <w:rPr>
-                <w:rFonts w:ascii="Bosch Office Sans" w:hAnsi="Bosch Office Sans"/>
-                <w:sz w:val="22"/>
-              </w:rPr>
-              <w:t>cái</w:t>
-            </w:r>
-            <w:proofErr w:type="spellEnd"/>
-            <w:r>
-              <w:rPr>
-                <w:rFonts w:ascii="Bosch Office Sans" w:hAnsi="Bosch Office Sans"/>
-                <w:sz w:val="22"/>
-              </w:rPr>
-              <w:t>)</w:t>
+              <w:t xml:space="preserve"> (cái)</w:t>
             </w:r>
           </w:p>
         </w:tc>
@@ -1860,135 +1463,7 @@
                 <w:rFonts w:ascii="Bosch Office Sans" w:hAnsi="Bosch Office Sans"/>
                 <w:lang w:eastAsia="vi-VN"/>
               </w:rPr>
-              <w:t xml:space="preserve">Các </w:t>
-            </w:r>
-            <w:proofErr w:type="spellStart"/>
-            <w:r>
-              <w:rPr>
-                <w:rFonts w:ascii="Bosch Office Sans" w:hAnsi="Bosch Office Sans"/>
-                <w:lang w:eastAsia="vi-VN"/>
-              </w:rPr>
-              <w:t>loại</w:t>
-            </w:r>
-            <w:proofErr w:type="spellEnd"/>
-            <w:r>
-              <w:rPr>
-                <w:rFonts w:ascii="Bosch Office Sans" w:hAnsi="Bosch Office Sans"/>
-                <w:lang w:eastAsia="vi-VN"/>
-              </w:rPr>
-              <w:t xml:space="preserve"> </w:t>
-            </w:r>
-            <w:proofErr w:type="spellStart"/>
-            <w:r>
-              <w:rPr>
-                <w:rFonts w:ascii="Bosch Office Sans" w:hAnsi="Bosch Office Sans"/>
-                <w:lang w:eastAsia="vi-VN"/>
-              </w:rPr>
-              <w:t>phế</w:t>
-            </w:r>
-            <w:proofErr w:type="spellEnd"/>
-            <w:r>
-              <w:rPr>
-                <w:rFonts w:ascii="Bosch Office Sans" w:hAnsi="Bosch Office Sans"/>
-                <w:lang w:eastAsia="vi-VN"/>
-              </w:rPr>
-              <w:t xml:space="preserve"> </w:t>
-            </w:r>
-            <w:proofErr w:type="spellStart"/>
-            <w:r>
-              <w:rPr>
-                <w:rFonts w:ascii="Bosch Office Sans" w:hAnsi="Bosch Office Sans"/>
-                <w:lang w:eastAsia="vi-VN"/>
-              </w:rPr>
-              <w:t>liệu</w:t>
-            </w:r>
-            <w:proofErr w:type="spellEnd"/>
-            <w:r>
-              <w:rPr>
-                <w:rFonts w:ascii="Bosch Office Sans" w:hAnsi="Bosch Office Sans"/>
-                <w:lang w:eastAsia="vi-VN"/>
-              </w:rPr>
-              <w:t xml:space="preserve"> </w:t>
-            </w:r>
-            <w:proofErr w:type="spellStart"/>
-            <w:r>
-              <w:rPr>
-                <w:rFonts w:ascii="Bosch Office Sans" w:hAnsi="Bosch Office Sans"/>
-                <w:lang w:eastAsia="vi-VN"/>
-              </w:rPr>
-              <w:t>khác</w:t>
-            </w:r>
-            <w:proofErr w:type="spellEnd"/>
-            <w:r>
-              <w:rPr>
-                <w:rFonts w:ascii="Bosch Office Sans" w:hAnsi="Bosch Office Sans"/>
-                <w:lang w:eastAsia="vi-VN"/>
-              </w:rPr>
-              <w:t xml:space="preserve"> (</w:t>
-            </w:r>
-            <w:proofErr w:type="spellStart"/>
-            <w:r>
-              <w:rPr>
-                <w:rFonts w:ascii="Bosch Office Sans" w:hAnsi="Bosch Office Sans"/>
-                <w:lang w:eastAsia="vi-VN"/>
-              </w:rPr>
-              <w:t>vòng</w:t>
-            </w:r>
-            <w:proofErr w:type="spellEnd"/>
-            <w:r>
-              <w:rPr>
-                <w:rFonts w:ascii="Bosch Office Sans" w:hAnsi="Bosch Office Sans"/>
-                <w:lang w:eastAsia="vi-VN"/>
-              </w:rPr>
-              <w:t xml:space="preserve"> </w:t>
-            </w:r>
-            <w:proofErr w:type="spellStart"/>
-            <w:r>
-              <w:rPr>
-                <w:rFonts w:ascii="Bosch Office Sans" w:hAnsi="Bosch Office Sans"/>
-                <w:lang w:eastAsia="vi-VN"/>
-              </w:rPr>
-              <w:t>sắt</w:t>
-            </w:r>
-            <w:proofErr w:type="spellEnd"/>
-            <w:r>
-              <w:rPr>
-                <w:rFonts w:ascii="Bosch Office Sans" w:hAnsi="Bosch Office Sans"/>
-                <w:lang w:eastAsia="vi-VN"/>
-              </w:rPr>
-              <w:t xml:space="preserve">, motor, </w:t>
-            </w:r>
-            <w:proofErr w:type="spellStart"/>
-            <w:r>
-              <w:rPr>
-                <w:rFonts w:ascii="Bosch Office Sans" w:hAnsi="Bosch Office Sans"/>
-                <w:lang w:eastAsia="vi-VN"/>
-              </w:rPr>
-              <w:t>dây</w:t>
-            </w:r>
-            <w:proofErr w:type="spellEnd"/>
-            <w:r>
-              <w:rPr>
-                <w:rFonts w:ascii="Bosch Office Sans" w:hAnsi="Bosch Office Sans"/>
-                <w:lang w:eastAsia="vi-VN"/>
-              </w:rPr>
-              <w:t xml:space="preserve"> </w:t>
-            </w:r>
-            <w:proofErr w:type="spellStart"/>
-            <w:r>
-              <w:rPr>
-                <w:rFonts w:ascii="Bosch Office Sans" w:hAnsi="Bosch Office Sans"/>
-                <w:lang w:eastAsia="vi-VN"/>
-              </w:rPr>
-              <w:t>điện</w:t>
-            </w:r>
-            <w:proofErr w:type="spellEnd"/>
-            <w:r>
-              <w:rPr>
-                <w:rFonts w:ascii="Bosch Office Sans" w:hAnsi="Bosch Office Sans"/>
-                <w:lang w:eastAsia="vi-VN"/>
-              </w:rPr>
-              <w:t>…)</w:t>
+              <w:t>Các loại phế liệu khác (vòng sắt, motor, dây điện…)</w:t>
             </w:r>
           </w:p>
         </w:tc>
@@ -2027,19 +1502,11 @@
               </w:rPr>
               <w:t>{</w:t>
             </w:r>
-            <w:proofErr w:type="gramStart"/>
-            <w:r>
-              <w:rPr>
-                <w:rFonts w:ascii="Bosch Office Sans" w:hAnsi="Bosch Office Sans"/>
-              </w:rPr>
-              <w:t>phe_pham.hcp.tag</w:t>
-            </w:r>
-            <w:proofErr w:type="gramEnd"/>
-            <w:r>
-              <w:rPr>
-                <w:rFonts w:ascii="Bosch Office Sans" w:hAnsi="Bosch Office Sans"/>
-              </w:rPr>
-              <w:t>26</w:t>
+            <w:r>
+              <w:rPr>
+                <w:rFonts w:ascii="Bosch Office Sans" w:hAnsi="Bosch Office Sans"/>
+              </w:rPr>
+              <w:t>phe_pham.hcp.tag26</w:t>
             </w:r>
             <w:r>
               <w:rPr>
@@ -2159,177 +1626,8 @@
                 <w:rFonts w:ascii="Bosch Office Sans" w:hAnsi="Bosch Office Sans"/>
                 <w:lang w:eastAsia="vi-VN"/>
               </w:rPr>
-              <w:t xml:space="preserve">Pallet </w:t>
-            </w:r>
-            <w:proofErr w:type="spellStart"/>
-            <w:r>
-              <w:rPr>
-                <w:rFonts w:ascii="Bosch Office Sans" w:hAnsi="Bosch Office Sans"/>
-                <w:lang w:eastAsia="vi-VN"/>
-              </w:rPr>
-              <w:t>gỗ</w:t>
-            </w:r>
-            <w:proofErr w:type="spellEnd"/>
-            <w:r>
-              <w:rPr>
-                <w:rFonts w:ascii="Bosch Office Sans" w:hAnsi="Bosch Office Sans"/>
-                <w:lang w:eastAsia="vi-VN"/>
-              </w:rPr>
-              <w:t xml:space="preserve"> </w:t>
-            </w:r>
-            <w:proofErr w:type="spellStart"/>
-            <w:r>
-              <w:rPr>
-                <w:rFonts w:ascii="Bosch Office Sans" w:hAnsi="Bosch Office Sans"/>
-                <w:lang w:eastAsia="vi-VN"/>
-              </w:rPr>
-              <w:t>nguyên</w:t>
-            </w:r>
-            <w:proofErr w:type="spellEnd"/>
-            <w:r>
-              <w:rPr>
-                <w:rFonts w:ascii="Bosch Office Sans" w:hAnsi="Bosch Office Sans"/>
-                <w:lang w:eastAsia="vi-VN"/>
-              </w:rPr>
-              <w:t xml:space="preserve">; </w:t>
-            </w:r>
-            <w:proofErr w:type="spellStart"/>
-            <w:r>
-              <w:rPr>
-                <w:rFonts w:ascii="Bosch Office Sans" w:hAnsi="Bosch Office Sans"/>
-                <w:lang w:eastAsia="vi-VN"/>
-              </w:rPr>
-              <w:t>gỗ</w:t>
-            </w:r>
-            <w:proofErr w:type="spellEnd"/>
-            <w:r>
-              <w:rPr>
-                <w:rFonts w:ascii="Bosch Office Sans" w:hAnsi="Bosch Office Sans"/>
-                <w:lang w:eastAsia="vi-VN"/>
-              </w:rPr>
-              <w:t xml:space="preserve"> </w:t>
-            </w:r>
-            <w:proofErr w:type="spellStart"/>
-            <w:r>
-              <w:rPr>
-                <w:rFonts w:ascii="Bosch Office Sans" w:hAnsi="Bosch Office Sans"/>
-                <w:lang w:eastAsia="vi-VN"/>
-              </w:rPr>
-              <w:t>phế</w:t>
-            </w:r>
-            <w:proofErr w:type="spellEnd"/>
-            <w:r>
-              <w:rPr>
-                <w:rFonts w:ascii="Bosch Office Sans" w:hAnsi="Bosch Office Sans"/>
-                <w:lang w:eastAsia="vi-VN"/>
-              </w:rPr>
-              <w:t xml:space="preserve"> </w:t>
-            </w:r>
-            <w:proofErr w:type="spellStart"/>
-            <w:r>
-              <w:rPr>
-                <w:rFonts w:ascii="Bosch Office Sans" w:hAnsi="Bosch Office Sans"/>
-                <w:lang w:eastAsia="vi-VN"/>
-              </w:rPr>
-              <w:t>liệu</w:t>
-            </w:r>
-            <w:proofErr w:type="spellEnd"/>
-            <w:r>
-              <w:rPr>
-                <w:rFonts w:ascii="Bosch Office Sans" w:hAnsi="Bosch Office Sans"/>
-                <w:lang w:eastAsia="vi-VN"/>
-              </w:rPr>
-              <w:t xml:space="preserve"> (pallet </w:t>
-            </w:r>
-            <w:proofErr w:type="spellStart"/>
-            <w:r>
-              <w:rPr>
-                <w:rFonts w:ascii="Bosch Office Sans" w:hAnsi="Bosch Office Sans"/>
-                <w:lang w:eastAsia="vi-VN"/>
-              </w:rPr>
-              <w:t>gỗ</w:t>
-            </w:r>
-            <w:proofErr w:type="spellEnd"/>
-            <w:r>
-              <w:rPr>
-                <w:rFonts w:ascii="Bosch Office Sans" w:hAnsi="Bosch Office Sans"/>
-                <w:lang w:eastAsia="vi-VN"/>
-              </w:rPr>
-              <w:t xml:space="preserve"> </w:t>
-            </w:r>
-            <w:proofErr w:type="spellStart"/>
-            <w:r>
-              <w:rPr>
-                <w:rFonts w:ascii="Bosch Office Sans" w:hAnsi="Bosch Office Sans"/>
-                <w:lang w:eastAsia="vi-VN"/>
-              </w:rPr>
-              <w:t>gãy</w:t>
-            </w:r>
-            <w:proofErr w:type="spellEnd"/>
-            <w:r>
-              <w:rPr>
-                <w:rFonts w:ascii="Bosch Office Sans" w:hAnsi="Bosch Office Sans"/>
-                <w:lang w:eastAsia="vi-VN"/>
-              </w:rPr>
-              <w:t xml:space="preserve">, </w:t>
-            </w:r>
-            <w:proofErr w:type="spellStart"/>
-            <w:r>
-              <w:rPr>
-                <w:rFonts w:ascii="Bosch Office Sans" w:hAnsi="Bosch Office Sans"/>
-                <w:lang w:eastAsia="vi-VN"/>
-              </w:rPr>
-              <w:t>gỗ</w:t>
-            </w:r>
-            <w:proofErr w:type="spellEnd"/>
-            <w:r>
-              <w:rPr>
-                <w:rFonts w:ascii="Bosch Office Sans" w:hAnsi="Bosch Office Sans"/>
-                <w:lang w:eastAsia="vi-VN"/>
-              </w:rPr>
-              <w:t xml:space="preserve"> </w:t>
-            </w:r>
-            <w:proofErr w:type="spellStart"/>
-            <w:r>
-              <w:rPr>
-                <w:rFonts w:ascii="Bosch Office Sans" w:hAnsi="Bosch Office Sans"/>
-                <w:lang w:eastAsia="vi-VN"/>
-              </w:rPr>
-              <w:t>vụn</w:t>
-            </w:r>
-            <w:proofErr w:type="spellEnd"/>
-            <w:r>
-              <w:rPr>
-                <w:rFonts w:ascii="Bosch Office Sans" w:hAnsi="Bosch Office Sans"/>
-                <w:lang w:eastAsia="vi-VN"/>
-              </w:rPr>
-              <w:t xml:space="preserve">); pallet </w:t>
-            </w:r>
-            <w:proofErr w:type="spellStart"/>
-            <w:r>
-              <w:rPr>
-                <w:rFonts w:ascii="Bosch Office Sans" w:hAnsi="Bosch Office Sans"/>
-                <w:lang w:eastAsia="vi-VN"/>
-              </w:rPr>
-              <w:t>mùn</w:t>
-            </w:r>
-            <w:proofErr w:type="spellEnd"/>
-            <w:r>
-              <w:rPr>
-                <w:rFonts w:ascii="Bosch Office Sans" w:hAnsi="Bosch Office Sans"/>
-                <w:lang w:eastAsia="vi-VN"/>
-              </w:rPr>
-              <w:t xml:space="preserve"> </w:t>
-            </w:r>
-            <w:proofErr w:type="spellStart"/>
-            <w:r>
-              <w:rPr>
-                <w:rFonts w:ascii="Bosch Office Sans" w:hAnsi="Bosch Office Sans"/>
-                <w:lang w:eastAsia="vi-VN"/>
-              </w:rPr>
-              <w:t>cưa</w:t>
-            </w:r>
-            <w:proofErr w:type="spellEnd"/>
+              <w:t>Pallet gỗ nguyên; gỗ phế liệu (pallet gỗ gãy, gỗ vụn); pallet mùn cưa</w:t>
+            </w:r>
           </w:p>
         </w:tc>
         <w:tc>
@@ -2367,19 +1665,11 @@
               </w:rPr>
               <w:t>{</w:t>
             </w:r>
-            <w:proofErr w:type="gramStart"/>
-            <w:r>
-              <w:rPr>
-                <w:rFonts w:ascii="Bosch Office Sans" w:hAnsi="Bosch Office Sans"/>
-              </w:rPr>
-              <w:t>phe_pham.hcp.tag</w:t>
-            </w:r>
-            <w:proofErr w:type="gramEnd"/>
-            <w:r>
-              <w:rPr>
-                <w:rFonts w:ascii="Bosch Office Sans" w:hAnsi="Bosch Office Sans"/>
-              </w:rPr>
-              <w:t>2</w:t>
+            <w:r>
+              <w:rPr>
+                <w:rFonts w:ascii="Bosch Office Sans" w:hAnsi="Bosch Office Sans"/>
+              </w:rPr>
+              <w:t>phe_pham.hcp.tag2</w:t>
             </w:r>
             <w:r>
               <w:rPr>
@@ -2399,19 +1689,11 @@
               </w:rPr>
               <w:t xml:space="preserve"> + </w:t>
             </w:r>
-            <w:proofErr w:type="gramStart"/>
-            <w:r>
-              <w:rPr>
-                <w:rFonts w:ascii="Bosch Office Sans" w:hAnsi="Bosch Office Sans"/>
-              </w:rPr>
-              <w:t>phe_pham.tga.tag</w:t>
-            </w:r>
-            <w:proofErr w:type="gramEnd"/>
-            <w:r>
-              <w:rPr>
-                <w:rFonts w:ascii="Bosch Office Sans" w:hAnsi="Bosch Office Sans"/>
-              </w:rPr>
-              <w:t>31</w:t>
+            <w:r>
+              <w:rPr>
+                <w:rFonts w:ascii="Bosch Office Sans" w:hAnsi="Bosch Office Sans"/>
+              </w:rPr>
+              <w:t>phe_pham.tga.tag31</w:t>
             </w:r>
             <w:r>
               <w:rPr>
@@ -2528,207 +1810,13 @@
                 <w:lang w:eastAsia="vi-VN"/>
               </w:rPr>
             </w:pPr>
-            <w:proofErr w:type="spellStart"/>
             <w:r>
               <w:rPr>
                 <w:rFonts w:ascii="Bosch Office Sans" w:hAnsi="Bosch Office Sans"/>
                 <w:lang w:eastAsia="vi-VN"/>
               </w:rPr>
-              <w:t>Nhựa</w:t>
-            </w:r>
-            <w:proofErr w:type="spellEnd"/>
-            <w:r>
-              <w:rPr>
-                <w:rFonts w:ascii="Bosch Office Sans" w:hAnsi="Bosch Office Sans"/>
-                <w:lang w:eastAsia="vi-VN"/>
-              </w:rPr>
-              <w:t xml:space="preserve"> </w:t>
-            </w:r>
-            <w:proofErr w:type="spellStart"/>
-            <w:r>
-              <w:rPr>
-                <w:rFonts w:ascii="Bosch Office Sans" w:hAnsi="Bosch Office Sans"/>
-                <w:lang w:eastAsia="vi-VN"/>
-              </w:rPr>
-              <w:t>các</w:t>
-            </w:r>
-            <w:proofErr w:type="spellEnd"/>
-            <w:r>
-              <w:rPr>
-                <w:rFonts w:ascii="Bosch Office Sans" w:hAnsi="Bosch Office Sans"/>
-                <w:lang w:eastAsia="vi-VN"/>
-              </w:rPr>
-              <w:t xml:space="preserve"> </w:t>
-            </w:r>
-            <w:proofErr w:type="spellStart"/>
-            <w:r>
-              <w:rPr>
-                <w:rFonts w:ascii="Bosch Office Sans" w:hAnsi="Bosch Office Sans"/>
-                <w:lang w:eastAsia="vi-VN"/>
-              </w:rPr>
-              <w:t>loại</w:t>
-            </w:r>
-            <w:proofErr w:type="spellEnd"/>
-            <w:r>
-              <w:rPr>
-                <w:rFonts w:ascii="Bosch Office Sans" w:hAnsi="Bosch Office Sans"/>
-                <w:lang w:eastAsia="vi-VN"/>
-              </w:rPr>
-              <w:t xml:space="preserve"> (PS, PE, </w:t>
-            </w:r>
-            <w:proofErr w:type="spellStart"/>
-            <w:r>
-              <w:rPr>
-                <w:rFonts w:ascii="Bosch Office Sans" w:hAnsi="Bosch Office Sans"/>
-                <w:lang w:eastAsia="vi-VN"/>
-              </w:rPr>
-              <w:t>khay</w:t>
-            </w:r>
-            <w:proofErr w:type="spellEnd"/>
-            <w:r>
-              <w:rPr>
-                <w:rFonts w:ascii="Bosch Office Sans" w:hAnsi="Bosch Office Sans"/>
-                <w:lang w:eastAsia="vi-VN"/>
-              </w:rPr>
-              <w:t xml:space="preserve"> </w:t>
-            </w:r>
-            <w:proofErr w:type="spellStart"/>
-            <w:r>
-              <w:rPr>
-                <w:rFonts w:ascii="Bosch Office Sans" w:hAnsi="Bosch Office Sans"/>
-                <w:lang w:eastAsia="vi-VN"/>
-              </w:rPr>
-              <w:t>nhựa</w:t>
-            </w:r>
-            <w:proofErr w:type="spellEnd"/>
-            <w:r>
-              <w:rPr>
-                <w:rFonts w:ascii="Bosch Office Sans" w:hAnsi="Bosch Office Sans"/>
-                <w:lang w:eastAsia="vi-VN"/>
-              </w:rPr>
-              <w:t xml:space="preserve"> </w:t>
-            </w:r>
-            <w:proofErr w:type="spellStart"/>
-            <w:r>
-              <w:rPr>
-                <w:rFonts w:ascii="Bosch Office Sans" w:hAnsi="Bosch Office Sans"/>
-                <w:lang w:eastAsia="vi-VN"/>
-              </w:rPr>
-              <w:t>đen</w:t>
-            </w:r>
-            <w:proofErr w:type="spellEnd"/>
-            <w:r>
-              <w:rPr>
-                <w:rFonts w:ascii="Bosch Office Sans" w:hAnsi="Bosch Office Sans"/>
-                <w:lang w:eastAsia="vi-VN"/>
-              </w:rPr>
-              <w:t xml:space="preserve">); </w:t>
-            </w:r>
-            <w:proofErr w:type="spellStart"/>
-            <w:r>
-              <w:rPr>
-                <w:rFonts w:ascii="Bosch Office Sans" w:hAnsi="Bosch Office Sans"/>
-                <w:lang w:eastAsia="vi-VN"/>
-              </w:rPr>
-              <w:t>ni-lông</w:t>
-            </w:r>
-            <w:proofErr w:type="spellEnd"/>
-            <w:r>
-              <w:rPr>
-                <w:rFonts w:ascii="Bosch Office Sans" w:hAnsi="Bosch Office Sans"/>
-                <w:lang w:eastAsia="vi-VN"/>
-              </w:rPr>
-              <w:t xml:space="preserve"> </w:t>
-            </w:r>
-            <w:proofErr w:type="spellStart"/>
-            <w:r>
-              <w:rPr>
-                <w:rFonts w:ascii="Bosch Office Sans" w:hAnsi="Bosch Office Sans"/>
-                <w:lang w:eastAsia="vi-VN"/>
-              </w:rPr>
-              <w:t>kiếng</w:t>
-            </w:r>
-            <w:proofErr w:type="spellEnd"/>
-            <w:r>
-              <w:rPr>
-                <w:rFonts w:ascii="Bosch Office Sans" w:hAnsi="Bosch Office Sans"/>
-                <w:lang w:eastAsia="vi-VN"/>
-              </w:rPr>
-              <w:t xml:space="preserve"> </w:t>
-            </w:r>
-            <w:proofErr w:type="spellStart"/>
-            <w:r>
-              <w:rPr>
-                <w:rFonts w:ascii="Bosch Office Sans" w:hAnsi="Bosch Office Sans"/>
-                <w:lang w:eastAsia="vi-VN"/>
-              </w:rPr>
-              <w:t>tráng</w:t>
-            </w:r>
-            <w:proofErr w:type="spellEnd"/>
-            <w:r>
-              <w:rPr>
-                <w:rFonts w:ascii="Bosch Office Sans" w:hAnsi="Bosch Office Sans"/>
-                <w:lang w:eastAsia="vi-VN"/>
-              </w:rPr>
-              <w:t xml:space="preserve"> </w:t>
-            </w:r>
-            <w:proofErr w:type="spellStart"/>
-            <w:r>
-              <w:rPr>
-                <w:rFonts w:ascii="Bosch Office Sans" w:hAnsi="Bosch Office Sans"/>
-                <w:lang w:eastAsia="vi-VN"/>
-              </w:rPr>
-              <w:t>nhôm</w:t>
-            </w:r>
-            <w:proofErr w:type="spellEnd"/>
-            <w:r>
-              <w:rPr>
-                <w:rFonts w:ascii="Bosch Office Sans" w:hAnsi="Bosch Office Sans"/>
-                <w:lang w:eastAsia="vi-VN"/>
-              </w:rPr>
-              <w:t xml:space="preserve">; </w:t>
-            </w:r>
-            <w:proofErr w:type="spellStart"/>
-            <w:r>
-              <w:rPr>
-                <w:rFonts w:ascii="Bosch Office Sans" w:hAnsi="Bosch Office Sans"/>
-                <w:lang w:eastAsia="vi-VN"/>
-              </w:rPr>
-              <w:t>ni-lông</w:t>
-            </w:r>
-            <w:proofErr w:type="spellEnd"/>
-            <w:r>
-              <w:rPr>
-                <w:rFonts w:ascii="Bosch Office Sans" w:hAnsi="Bosch Office Sans"/>
-                <w:lang w:eastAsia="vi-VN"/>
-              </w:rPr>
-              <w:t xml:space="preserve"> </w:t>
-            </w:r>
-            <w:proofErr w:type="spellStart"/>
-            <w:r>
-              <w:rPr>
-                <w:rFonts w:ascii="Bosch Office Sans" w:hAnsi="Bosch Office Sans"/>
-                <w:lang w:eastAsia="vi-VN"/>
-              </w:rPr>
-              <w:t>kiếng</w:t>
-            </w:r>
-            <w:proofErr w:type="spellEnd"/>
-            <w:r>
-              <w:rPr>
-                <w:rFonts w:ascii="Bosch Office Sans" w:hAnsi="Bosch Office Sans"/>
-                <w:lang w:eastAsia="vi-VN"/>
-              </w:rPr>
-              <w:t xml:space="preserve"> </w:t>
-            </w:r>
-            <w:proofErr w:type="spellStart"/>
-            <w:r>
-              <w:rPr>
-                <w:rFonts w:ascii="Bosch Office Sans" w:hAnsi="Bosch Office Sans"/>
-                <w:lang w:eastAsia="vi-VN"/>
-              </w:rPr>
-              <w:t>sạch</w:t>
-            </w:r>
-            <w:proofErr w:type="spellEnd"/>
+              <w:t>Nhựa các loại (PS, PE, khay nhựa đen); ni-lông kiếng tráng nhôm; ni-lông kiếng sạch</w:t>
+            </w:r>
           </w:p>
         </w:tc>
         <w:tc>
@@ -2765,19 +1853,11 @@
               </w:rPr>
               <w:t>{</w:t>
             </w:r>
-            <w:proofErr w:type="gramStart"/>
-            <w:r>
-              <w:rPr>
-                <w:rFonts w:ascii="Bosch Office Sans" w:hAnsi="Bosch Office Sans"/>
-              </w:rPr>
-              <w:t>phe_pham.hcp.tag</w:t>
-            </w:r>
-            <w:proofErr w:type="gramEnd"/>
-            <w:r>
-              <w:rPr>
-                <w:rFonts w:ascii="Bosch Office Sans" w:hAnsi="Bosch Office Sans"/>
-              </w:rPr>
-              <w:t>2</w:t>
+            <w:r>
+              <w:rPr>
+                <w:rFonts w:ascii="Bosch Office Sans" w:hAnsi="Bosch Office Sans"/>
+              </w:rPr>
+              <w:t>phe_pham.hcp.tag2</w:t>
             </w:r>
             <w:r>
               <w:rPr>
@@ -2797,19 +1877,11 @@
               </w:rPr>
               <w:t xml:space="preserve"> + </w:t>
             </w:r>
-            <w:proofErr w:type="gramStart"/>
-            <w:r>
-              <w:rPr>
-                <w:rFonts w:ascii="Bosch Office Sans" w:hAnsi="Bosch Office Sans"/>
-              </w:rPr>
-              <w:t>phe_pham.tga.tag</w:t>
-            </w:r>
-            <w:proofErr w:type="gramEnd"/>
-            <w:r>
-              <w:rPr>
-                <w:rFonts w:ascii="Bosch Office Sans" w:hAnsi="Bosch Office Sans"/>
-              </w:rPr>
-              <w:t>3</w:t>
+            <w:r>
+              <w:rPr>
+                <w:rFonts w:ascii="Bosch Office Sans" w:hAnsi="Bosch Office Sans"/>
+              </w:rPr>
+              <w:t>phe_pham.tga.tag3</w:t>
             </w:r>
             <w:r>
               <w:rPr>
@@ -2939,47 +2011,13 @@
                 <w:lang w:eastAsia="vi-VN"/>
               </w:rPr>
             </w:pPr>
-            <w:proofErr w:type="spellStart"/>
             <w:r>
               <w:rPr>
                 <w:rFonts w:ascii="Bosch Office Sans" w:hAnsi="Bosch Office Sans"/>
                 <w:lang w:eastAsia="vi-VN"/>
               </w:rPr>
-              <w:t>Giấy</w:t>
-            </w:r>
-            <w:proofErr w:type="spellEnd"/>
-            <w:r>
-              <w:rPr>
-                <w:rFonts w:ascii="Bosch Office Sans" w:hAnsi="Bosch Office Sans"/>
-                <w:lang w:eastAsia="vi-VN"/>
-              </w:rPr>
-              <w:t xml:space="preserve"> carton, </w:t>
-            </w:r>
-            <w:proofErr w:type="spellStart"/>
-            <w:r>
-              <w:rPr>
-                <w:rFonts w:ascii="Bosch Office Sans" w:hAnsi="Bosch Office Sans"/>
-                <w:lang w:eastAsia="vi-VN"/>
-              </w:rPr>
-              <w:t>giấy</w:t>
-            </w:r>
-            <w:proofErr w:type="spellEnd"/>
-            <w:r>
-              <w:rPr>
-                <w:rFonts w:ascii="Bosch Office Sans" w:hAnsi="Bosch Office Sans"/>
-                <w:lang w:eastAsia="vi-VN"/>
-              </w:rPr>
-              <w:t xml:space="preserve"> </w:t>
-            </w:r>
-            <w:proofErr w:type="spellStart"/>
-            <w:r>
-              <w:rPr>
-                <w:rFonts w:ascii="Bosch Office Sans" w:hAnsi="Bosch Office Sans"/>
-                <w:lang w:eastAsia="vi-VN"/>
-              </w:rPr>
-              <w:t>vụn</w:t>
-            </w:r>
-            <w:proofErr w:type="spellEnd"/>
+              <w:t>Giấy carton, giấy vụn</w:t>
+            </w:r>
           </w:p>
         </w:tc>
         <w:tc>
@@ -3016,14 +2054,12 @@
               </w:rPr>
               <w:t>{</w:t>
             </w:r>
-            <w:proofErr w:type="gramStart"/>
             <w:r>
               <w:rPr>
                 <w:rFonts w:ascii="Bosch Office Sans" w:hAnsi="Bosch Office Sans"/>
               </w:rPr>
               <w:t>phe_pham.hcp.tag</w:t>
             </w:r>
-            <w:proofErr w:type="gramEnd"/>
             <w:r>
               <w:rPr>
                 <w:rFonts w:ascii="Bosch Office Sans" w:hAnsi="Bosch Office Sans"/>
@@ -3036,19 +2072,11 @@
               </w:rPr>
               <w:t xml:space="preserve"> + </w:t>
             </w:r>
-            <w:proofErr w:type="gramStart"/>
-            <w:r>
-              <w:rPr>
-                <w:rFonts w:ascii="Bosch Office Sans" w:hAnsi="Bosch Office Sans"/>
-              </w:rPr>
-              <w:t>phe_pham.tga.tag</w:t>
-            </w:r>
-            <w:proofErr w:type="gramEnd"/>
-            <w:r>
-              <w:rPr>
-                <w:rFonts w:ascii="Bosch Office Sans" w:hAnsi="Bosch Office Sans"/>
-              </w:rPr>
-              <w:t>3</w:t>
+            <w:r>
+              <w:rPr>
+                <w:rFonts w:ascii="Bosch Office Sans" w:hAnsi="Bosch Office Sans"/>
+              </w:rPr>
+              <w:t>phe_pham.tga.tag3</w:t>
             </w:r>
             <w:r>
               <w:rPr>
@@ -3194,6 +2222,7 @@
               <w:tabs>
                 <w:tab w:val="left" w:pos="180"/>
               </w:tabs>
+              <w:jc w:val="center"/>
               <w:rPr>
                 <w:rFonts w:ascii="Bosch Office Sans" w:hAnsi="Bosch Office Sans"/>
               </w:rPr>
@@ -3337,7 +2366,7 @@
               <w:tabs>
                 <w:tab w:val="left" w:pos="180"/>
               </w:tabs>
-              <w:jc w:val="both"/>
+              <w:jc w:val="center"/>
               <w:rPr>
                 <w:rFonts w:ascii="Bosch Office Sans" w:hAnsi="Bosch Office Sans"/>
               </w:rPr>
@@ -3472,7 +2501,7 @@
               <w:tabs>
                 <w:tab w:val="left" w:pos="180"/>
               </w:tabs>
-              <w:jc w:val="both"/>
+              <w:jc w:val="center"/>
               <w:rPr>
                 <w:rFonts w:ascii="Bosch Office Sans" w:hAnsi="Bosch Office Sans"/>
               </w:rPr>
@@ -3625,25 +2654,7 @@
                 <w:sz w:val="26"/>
                 <w:szCs w:val="26"/>
               </w:rPr>
-              <w:t>{</w:t>
-            </w:r>
-            <w:proofErr w:type="spellStart"/>
-            <w:r>
-              <w:rPr>
-                <w:w w:val="80"/>
-                <w:sz w:val="26"/>
-                <w:szCs w:val="26"/>
-              </w:rPr>
-              <w:t>tong_weight</w:t>
-            </w:r>
-            <w:proofErr w:type="spellEnd"/>
-            <w:r>
-              <w:rPr>
-                <w:w w:val="80"/>
-                <w:sz w:val="26"/>
-                <w:szCs w:val="26"/>
-              </w:rPr>
-              <w:t>}</w:t>
+              <w:t>{tong_weight}</w:t>
             </w:r>
           </w:p>
         </w:tc>
@@ -3716,7 +2727,6 @@
                 <w:lang w:eastAsia="vi-VN"/>
               </w:rPr>
             </w:pPr>
-            <w:proofErr w:type="spellStart"/>
             <w:r>
               <w:rPr>
                 <w:rFonts w:ascii="Bosch Office Sans" w:hAnsi="Bosch Office Sans"/>
@@ -3724,194 +2734,28 @@
                 <w:bCs/>
                 <w:lang w:eastAsia="vi-VN"/>
               </w:rPr>
-              <w:t>Việc</w:t>
-            </w:r>
-            <w:proofErr w:type="spellEnd"/>
-            <w:r>
-              <w:rPr>
-                <w:rFonts w:ascii="Bosch Office Sans" w:hAnsi="Bosch Office Sans"/>
-                <w:b/>
+              <w:t>Việc niêm phong phương tiện vận chuyển:</w:t>
+            </w:r>
+          </w:p>
+          <w:p>
+            <w:pPr>
+              <w:tabs>
+                <w:tab w:val="left" w:pos="180"/>
+              </w:tabs>
+              <w:spacing w:before="120"/>
+              <w:rPr>
+                <w:rFonts w:ascii="Bosch Office Sans" w:hAnsi="Bosch Office Sans"/>
                 <w:bCs/>
                 <w:lang w:eastAsia="vi-VN"/>
               </w:rPr>
-              <w:t xml:space="preserve"> </w:t>
-            </w:r>
-            <w:proofErr w:type="spellStart"/>
-            <w:r>
-              <w:rPr>
-                <w:rFonts w:ascii="Bosch Office Sans" w:hAnsi="Bosch Office Sans"/>
-                <w:b/>
+            </w:pPr>
+            <w:r>
+              <w:rPr>
+                <w:rFonts w:ascii="Bosch Office Sans" w:hAnsi="Bosch Office Sans"/>
                 <w:bCs/>
                 <w:lang w:eastAsia="vi-VN"/>
               </w:rPr>
-              <w:t>niêm</w:t>
-            </w:r>
-            <w:proofErr w:type="spellEnd"/>
-            <w:r>
-              <w:rPr>
-                <w:rFonts w:ascii="Bosch Office Sans" w:hAnsi="Bosch Office Sans"/>
-                <w:b/>
-                <w:bCs/>
-                <w:lang w:eastAsia="vi-VN"/>
-              </w:rPr>
-              <w:t xml:space="preserve"> </w:t>
-            </w:r>
-            <w:proofErr w:type="spellStart"/>
-            <w:r>
-              <w:rPr>
-                <w:rFonts w:ascii="Bosch Office Sans" w:hAnsi="Bosch Office Sans"/>
-                <w:b/>
-                <w:bCs/>
-                <w:lang w:eastAsia="vi-VN"/>
-              </w:rPr>
-              <w:t>phong</w:t>
-            </w:r>
-            <w:proofErr w:type="spellEnd"/>
-            <w:r>
-              <w:rPr>
-                <w:rFonts w:ascii="Bosch Office Sans" w:hAnsi="Bosch Office Sans"/>
-                <w:b/>
-                <w:bCs/>
-                <w:lang w:eastAsia="vi-VN"/>
-              </w:rPr>
-              <w:t xml:space="preserve"> </w:t>
-            </w:r>
-            <w:proofErr w:type="spellStart"/>
-            <w:r>
-              <w:rPr>
-                <w:rFonts w:ascii="Bosch Office Sans" w:hAnsi="Bosch Office Sans"/>
-                <w:b/>
-                <w:bCs/>
-                <w:lang w:eastAsia="vi-VN"/>
-              </w:rPr>
-              <w:t>phương</w:t>
-            </w:r>
-            <w:proofErr w:type="spellEnd"/>
-            <w:r>
-              <w:rPr>
-                <w:rFonts w:ascii="Bosch Office Sans" w:hAnsi="Bosch Office Sans"/>
-                <w:b/>
-                <w:bCs/>
-                <w:lang w:eastAsia="vi-VN"/>
-              </w:rPr>
-              <w:t xml:space="preserve"> </w:t>
-            </w:r>
-            <w:proofErr w:type="spellStart"/>
-            <w:r>
-              <w:rPr>
-                <w:rFonts w:ascii="Bosch Office Sans" w:hAnsi="Bosch Office Sans"/>
-                <w:b/>
-                <w:bCs/>
-                <w:lang w:eastAsia="vi-VN"/>
-              </w:rPr>
-              <w:t>tiện</w:t>
-            </w:r>
-            <w:proofErr w:type="spellEnd"/>
-            <w:r>
-              <w:rPr>
-                <w:rFonts w:ascii="Bosch Office Sans" w:hAnsi="Bosch Office Sans"/>
-                <w:b/>
-                <w:bCs/>
-                <w:lang w:eastAsia="vi-VN"/>
-              </w:rPr>
-              <w:t xml:space="preserve"> </w:t>
-            </w:r>
-            <w:proofErr w:type="spellStart"/>
-            <w:r>
-              <w:rPr>
-                <w:rFonts w:ascii="Bosch Office Sans" w:hAnsi="Bosch Office Sans"/>
-                <w:b/>
-                <w:bCs/>
-                <w:lang w:eastAsia="vi-VN"/>
-              </w:rPr>
-              <w:t>vận</w:t>
-            </w:r>
-            <w:proofErr w:type="spellEnd"/>
-            <w:r>
-              <w:rPr>
-                <w:rFonts w:ascii="Bosch Office Sans" w:hAnsi="Bosch Office Sans"/>
-                <w:b/>
-                <w:bCs/>
-                <w:lang w:eastAsia="vi-VN"/>
-              </w:rPr>
-              <w:t xml:space="preserve"> </w:t>
-            </w:r>
-            <w:proofErr w:type="spellStart"/>
-            <w:r>
-              <w:rPr>
-                <w:rFonts w:ascii="Bosch Office Sans" w:hAnsi="Bosch Office Sans"/>
-                <w:b/>
-                <w:bCs/>
-                <w:lang w:eastAsia="vi-VN"/>
-              </w:rPr>
-              <w:t>chuyển</w:t>
-            </w:r>
-            <w:proofErr w:type="spellEnd"/>
-            <w:r>
-              <w:rPr>
-                <w:rFonts w:ascii="Bosch Office Sans" w:hAnsi="Bosch Office Sans"/>
-                <w:b/>
-                <w:bCs/>
-                <w:lang w:eastAsia="vi-VN"/>
-              </w:rPr>
-              <w:t>:</w:t>
-            </w:r>
-          </w:p>
-          <w:p>
-            <w:pPr>
-              <w:tabs>
-                <w:tab w:val="left" w:pos="180"/>
-              </w:tabs>
-              <w:spacing w:before="120"/>
-              <w:rPr>
-                <w:rFonts w:ascii="Bosch Office Sans" w:hAnsi="Bosch Office Sans"/>
-                <w:bCs/>
-                <w:lang w:eastAsia="vi-VN"/>
-              </w:rPr>
-            </w:pPr>
-            <w:r>
-              <w:rPr>
-                <w:rFonts w:ascii="Bosch Office Sans" w:hAnsi="Bosch Office Sans"/>
-                <w:bCs/>
-                <w:lang w:eastAsia="vi-VN"/>
-              </w:rPr>
-              <w:t xml:space="preserve">a) Biển </w:t>
-            </w:r>
-            <w:proofErr w:type="spellStart"/>
-            <w:r>
-              <w:rPr>
-                <w:rFonts w:ascii="Bosch Office Sans" w:hAnsi="Bosch Office Sans"/>
-                <w:bCs/>
-                <w:lang w:eastAsia="vi-VN"/>
-              </w:rPr>
-              <w:t>số</w:t>
-            </w:r>
-            <w:proofErr w:type="spellEnd"/>
-            <w:r>
-              <w:rPr>
-                <w:rFonts w:ascii="Bosch Office Sans" w:hAnsi="Bosch Office Sans"/>
-                <w:bCs/>
-                <w:lang w:eastAsia="vi-VN"/>
-              </w:rPr>
-              <w:t xml:space="preserve"> </w:t>
-            </w:r>
-            <w:proofErr w:type="spellStart"/>
-            <w:r>
-              <w:rPr>
-                <w:rFonts w:ascii="Bosch Office Sans" w:hAnsi="Bosch Office Sans"/>
-                <w:bCs/>
-                <w:lang w:eastAsia="vi-VN"/>
-              </w:rPr>
-              <w:t>xe</w:t>
-            </w:r>
-            <w:proofErr w:type="spellEnd"/>
-            <w:r>
-              <w:rPr>
-                <w:rFonts w:ascii="Bosch Office Sans" w:hAnsi="Bosch Office Sans"/>
-                <w:bCs/>
-                <w:lang w:eastAsia="vi-VN"/>
-              </w:rPr>
-              <w:t xml:space="preserve">: </w:t>
+              <w:t xml:space="preserve">a) Biển số xe: </w:t>
             </w:r>
             <w:r>
               <w:rPr>
@@ -3919,445 +2763,73 @@
                 <w:sz w:val="26"/>
                 <w:szCs w:val="26"/>
               </w:rPr>
-              <w:t>{bien_so_</w:t>
-            </w:r>
-            <w:proofErr w:type="gramStart"/>
+              <w:t>{bien_so_01}……………..……………..…………….SEAL số:………………………………………………….</w:t>
+            </w:r>
+          </w:p>
+          <w:p>
+            <w:pPr>
+              <w:tabs>
+                <w:tab w:val="left" w:pos="180"/>
+              </w:tabs>
+              <w:spacing w:before="120"/>
+              <w:rPr>
+                <w:rFonts w:ascii="Bosch Office Sans" w:hAnsi="Bosch Office Sans"/>
+                <w:bCs/>
+                <w:lang w:val="vi-VN" w:eastAsia="vi-VN"/>
+              </w:rPr>
+            </w:pPr>
+            <w:r>
+              <w:rPr>
+                <w:rFonts w:ascii="Bosch Office Sans" w:hAnsi="Bosch Office Sans"/>
+                <w:bCs/>
+                <w:lang w:eastAsia="vi-VN"/>
+              </w:rPr>
+              <w:t xml:space="preserve">b) Biển số xe: </w:t>
+            </w:r>
             <w:r>
               <w:rPr>
                 <w:w w:val="80"/>
                 <w:sz w:val="26"/>
                 <w:szCs w:val="26"/>
               </w:rPr>
-              <w:t>01}…</w:t>
-            </w:r>
-            <w:proofErr w:type="gramEnd"/>
+              <w:t>{bien_so_02}……………..……………..…………….SEAL số:………………………………………………….</w:t>
+            </w:r>
+          </w:p>
+          <w:p>
+            <w:pPr>
+              <w:tabs>
+                <w:tab w:val="left" w:pos="180"/>
+              </w:tabs>
+              <w:spacing w:before="120"/>
+              <w:rPr>
+                <w:rFonts w:ascii="Bosch Office Sans" w:hAnsi="Bosch Office Sans"/>
+                <w:bCs/>
+                <w:lang w:val="vi-VN" w:eastAsia="vi-VN"/>
+              </w:rPr>
+            </w:pPr>
+            <w:r>
+              <w:rPr>
+                <w:rFonts w:ascii="Bosch Office Sans" w:hAnsi="Bosch Office Sans"/>
+                <w:bCs/>
+                <w:lang w:eastAsia="vi-VN"/>
+              </w:rPr>
+              <w:t>c</w:t>
+            </w:r>
+            <w:r>
+              <w:rPr>
+                <w:rFonts w:ascii="Bosch Office Sans" w:hAnsi="Bosch Office Sans"/>
+                <w:bCs/>
+                <w:lang w:eastAsia="vi-VN"/>
+              </w:rPr>
+              <w:t xml:space="preserve">) Biển số xe: </w:t>
+            </w:r>
             <w:r>
               <w:rPr>
                 <w:w w:val="80"/>
                 <w:sz w:val="26"/>
                 <w:szCs w:val="26"/>
               </w:rPr>
-              <w:t>………</w:t>
-            </w:r>
-            <w:proofErr w:type="gramStart"/>
-            <w:r>
-              <w:rPr>
-                <w:w w:val="80"/>
-                <w:sz w:val="26"/>
-                <w:szCs w:val="26"/>
-              </w:rPr>
-              <w:t>…..</w:t>
-            </w:r>
-            <w:proofErr w:type="gramEnd"/>
-            <w:r>
-              <w:rPr>
-                <w:w w:val="80"/>
-                <w:sz w:val="26"/>
-                <w:szCs w:val="26"/>
-              </w:rPr>
-              <w:t>…………</w:t>
-            </w:r>
-            <w:proofErr w:type="gramStart"/>
-            <w:r>
-              <w:rPr>
-                <w:w w:val="80"/>
-                <w:sz w:val="26"/>
-                <w:szCs w:val="26"/>
-              </w:rPr>
-              <w:t>…..</w:t>
-            </w:r>
-            <w:proofErr w:type="gramEnd"/>
-            <w:r>
-              <w:rPr>
-                <w:w w:val="80"/>
-                <w:sz w:val="26"/>
-                <w:szCs w:val="26"/>
-              </w:rPr>
-              <w:t>…………</w:t>
-            </w:r>
-            <w:proofErr w:type="gramStart"/>
-            <w:r>
-              <w:rPr>
-                <w:w w:val="80"/>
-                <w:sz w:val="26"/>
-                <w:szCs w:val="26"/>
-              </w:rPr>
-              <w:t>….SEAL</w:t>
-            </w:r>
-            <w:proofErr w:type="gramEnd"/>
-            <w:r>
-              <w:rPr>
-                <w:w w:val="80"/>
-                <w:sz w:val="26"/>
-                <w:szCs w:val="26"/>
-              </w:rPr>
-              <w:t xml:space="preserve"> </w:t>
-            </w:r>
-            <w:proofErr w:type="spellStart"/>
-            <w:proofErr w:type="gramStart"/>
-            <w:r>
-              <w:rPr>
-                <w:w w:val="80"/>
-                <w:sz w:val="26"/>
-                <w:szCs w:val="26"/>
-              </w:rPr>
-              <w:t>số</w:t>
-            </w:r>
-            <w:proofErr w:type="spellEnd"/>
-            <w:r>
-              <w:rPr>
-                <w:w w:val="80"/>
-                <w:sz w:val="26"/>
-                <w:szCs w:val="26"/>
-              </w:rPr>
-              <w:t>:…</w:t>
-            </w:r>
-            <w:proofErr w:type="gramEnd"/>
-            <w:r>
-              <w:rPr>
-                <w:w w:val="80"/>
-                <w:sz w:val="26"/>
-                <w:szCs w:val="26"/>
-              </w:rPr>
-              <w:t>……………………………………………….</w:t>
-            </w:r>
-          </w:p>
-          <w:p>
-            <w:pPr>
-              <w:tabs>
-                <w:tab w:val="left" w:pos="180"/>
-              </w:tabs>
-              <w:spacing w:before="120"/>
-              <w:rPr>
-                <w:rFonts w:ascii="Bosch Office Sans" w:hAnsi="Bosch Office Sans"/>
-                <w:bCs/>
-                <w:lang w:val="vi-VN" w:eastAsia="vi-VN"/>
-              </w:rPr>
-            </w:pPr>
-            <w:r>
-              <w:rPr>
-                <w:rFonts w:ascii="Bosch Office Sans" w:hAnsi="Bosch Office Sans"/>
-                <w:bCs/>
-                <w:lang w:eastAsia="vi-VN"/>
-              </w:rPr>
-              <w:t xml:space="preserve">b) Biển </w:t>
-            </w:r>
-            <w:proofErr w:type="spellStart"/>
-            <w:r>
-              <w:rPr>
-                <w:rFonts w:ascii="Bosch Office Sans" w:hAnsi="Bosch Office Sans"/>
-                <w:bCs/>
-                <w:lang w:eastAsia="vi-VN"/>
-              </w:rPr>
-              <w:t>số</w:t>
-            </w:r>
-            <w:proofErr w:type="spellEnd"/>
-            <w:r>
-              <w:rPr>
-                <w:rFonts w:ascii="Bosch Office Sans" w:hAnsi="Bosch Office Sans"/>
-                <w:bCs/>
-                <w:lang w:eastAsia="vi-VN"/>
-              </w:rPr>
-              <w:t xml:space="preserve"> </w:t>
-            </w:r>
-            <w:proofErr w:type="spellStart"/>
-            <w:r>
-              <w:rPr>
-                <w:rFonts w:ascii="Bosch Office Sans" w:hAnsi="Bosch Office Sans"/>
-                <w:bCs/>
-                <w:lang w:eastAsia="vi-VN"/>
-              </w:rPr>
-              <w:t>xe</w:t>
-            </w:r>
-            <w:proofErr w:type="spellEnd"/>
-            <w:r>
-              <w:rPr>
-                <w:rFonts w:ascii="Bosch Office Sans" w:hAnsi="Bosch Office Sans"/>
-                <w:bCs/>
-                <w:lang w:eastAsia="vi-VN"/>
-              </w:rPr>
-              <w:t xml:space="preserve">: </w:t>
-            </w:r>
-            <w:r>
-              <w:rPr>
-                <w:w w:val="80"/>
-                <w:sz w:val="26"/>
-                <w:szCs w:val="26"/>
-              </w:rPr>
-              <w:t>{bien_so_</w:t>
-            </w:r>
-            <w:proofErr w:type="gramStart"/>
-            <w:r>
-              <w:rPr>
-                <w:w w:val="80"/>
-                <w:sz w:val="26"/>
-                <w:szCs w:val="26"/>
-              </w:rPr>
-              <w:t>02}…</w:t>
-            </w:r>
-            <w:proofErr w:type="gramEnd"/>
-            <w:r>
-              <w:rPr>
-                <w:w w:val="80"/>
-                <w:sz w:val="26"/>
-                <w:szCs w:val="26"/>
-              </w:rPr>
-              <w:t>………</w:t>
-            </w:r>
-            <w:proofErr w:type="gramStart"/>
-            <w:r>
-              <w:rPr>
-                <w:w w:val="80"/>
-                <w:sz w:val="26"/>
-                <w:szCs w:val="26"/>
-              </w:rPr>
-              <w:t>…..</w:t>
-            </w:r>
-            <w:proofErr w:type="gramEnd"/>
-            <w:r>
-              <w:rPr>
-                <w:w w:val="80"/>
-                <w:sz w:val="26"/>
-                <w:szCs w:val="26"/>
-              </w:rPr>
-              <w:t>…………</w:t>
-            </w:r>
-            <w:proofErr w:type="gramStart"/>
-            <w:r>
-              <w:rPr>
-                <w:w w:val="80"/>
-                <w:sz w:val="26"/>
-                <w:szCs w:val="26"/>
-              </w:rPr>
-              <w:t>…..</w:t>
-            </w:r>
-            <w:proofErr w:type="gramEnd"/>
-            <w:r>
-              <w:rPr>
-                <w:w w:val="80"/>
-                <w:sz w:val="26"/>
-                <w:szCs w:val="26"/>
-              </w:rPr>
-              <w:t>…………</w:t>
-            </w:r>
-            <w:proofErr w:type="gramStart"/>
-            <w:r>
-              <w:rPr>
-                <w:w w:val="80"/>
-                <w:sz w:val="26"/>
-                <w:szCs w:val="26"/>
-              </w:rPr>
-              <w:t>….SEAL</w:t>
-            </w:r>
-            <w:proofErr w:type="gramEnd"/>
-            <w:r>
-              <w:rPr>
-                <w:w w:val="80"/>
-                <w:sz w:val="26"/>
-                <w:szCs w:val="26"/>
-              </w:rPr>
-              <w:t xml:space="preserve"> </w:t>
-            </w:r>
-            <w:proofErr w:type="spellStart"/>
-            <w:proofErr w:type="gramStart"/>
-            <w:r>
-              <w:rPr>
-                <w:w w:val="80"/>
-                <w:sz w:val="26"/>
-                <w:szCs w:val="26"/>
-              </w:rPr>
-              <w:t>số</w:t>
-            </w:r>
-            <w:proofErr w:type="spellEnd"/>
-            <w:r>
-              <w:rPr>
-                <w:w w:val="80"/>
-                <w:sz w:val="26"/>
-                <w:szCs w:val="26"/>
-              </w:rPr>
-              <w:t>:…</w:t>
-            </w:r>
-            <w:proofErr w:type="gramEnd"/>
-            <w:r>
-              <w:rPr>
-                <w:w w:val="80"/>
-                <w:sz w:val="26"/>
-                <w:szCs w:val="26"/>
-              </w:rPr>
-              <w:t>……………………………………………….</w:t>
-            </w:r>
-          </w:p>
-          <w:p>
-            <w:pPr>
-              <w:tabs>
-                <w:tab w:val="left" w:pos="180"/>
-              </w:tabs>
-              <w:spacing w:before="120"/>
-              <w:rPr>
-                <w:rFonts w:ascii="Bosch Office Sans" w:hAnsi="Bosch Office Sans"/>
-                <w:bCs/>
-                <w:lang w:val="vi-VN" w:eastAsia="vi-VN"/>
-              </w:rPr>
-            </w:pPr>
-            <w:r>
-              <w:rPr>
-                <w:rFonts w:ascii="Bosch Office Sans" w:hAnsi="Bosch Office Sans"/>
-                <w:bCs/>
-                <w:lang w:eastAsia="vi-VN"/>
-              </w:rPr>
-              <w:t>c</w:t>
-            </w:r>
-            <w:r>
-              <w:rPr>
-                <w:rFonts w:ascii="Bosch Office Sans" w:hAnsi="Bosch Office Sans"/>
-                <w:bCs/>
-                <w:lang w:eastAsia="vi-VN"/>
-              </w:rPr>
-              <w:t xml:space="preserve">) Biển </w:t>
-            </w:r>
-            <w:proofErr w:type="spellStart"/>
-            <w:r>
-              <w:rPr>
-                <w:rFonts w:ascii="Bosch Office Sans" w:hAnsi="Bosch Office Sans"/>
-                <w:bCs/>
-                <w:lang w:eastAsia="vi-VN"/>
-              </w:rPr>
-              <w:t>số</w:t>
-            </w:r>
-            <w:proofErr w:type="spellEnd"/>
-            <w:r>
-              <w:rPr>
-                <w:rFonts w:ascii="Bosch Office Sans" w:hAnsi="Bosch Office Sans"/>
-                <w:bCs/>
-                <w:lang w:eastAsia="vi-VN"/>
-              </w:rPr>
-              <w:t xml:space="preserve"> </w:t>
-            </w:r>
-            <w:proofErr w:type="spellStart"/>
-            <w:r>
-              <w:rPr>
-                <w:rFonts w:ascii="Bosch Office Sans" w:hAnsi="Bosch Office Sans"/>
-                <w:bCs/>
-                <w:lang w:eastAsia="vi-VN"/>
-              </w:rPr>
-              <w:t>xe</w:t>
-            </w:r>
-            <w:proofErr w:type="spellEnd"/>
-            <w:r>
-              <w:rPr>
-                <w:rFonts w:ascii="Bosch Office Sans" w:hAnsi="Bosch Office Sans"/>
-                <w:bCs/>
-                <w:lang w:eastAsia="vi-VN"/>
-              </w:rPr>
-              <w:t xml:space="preserve">: </w:t>
-            </w:r>
-            <w:r>
-              <w:rPr>
-                <w:w w:val="80"/>
-                <w:sz w:val="26"/>
-                <w:szCs w:val="26"/>
-              </w:rPr>
-              <w:t>{bien_so_</w:t>
-            </w:r>
-            <w:proofErr w:type="gramStart"/>
-            <w:r>
-              <w:rPr>
-                <w:w w:val="80"/>
-                <w:sz w:val="26"/>
-                <w:szCs w:val="26"/>
-              </w:rPr>
-              <w:t>03}…</w:t>
-            </w:r>
-            <w:proofErr w:type="gramEnd"/>
-            <w:r>
-              <w:rPr>
-                <w:w w:val="80"/>
-                <w:sz w:val="26"/>
-                <w:szCs w:val="26"/>
-              </w:rPr>
-              <w:t>………</w:t>
-            </w:r>
-            <w:proofErr w:type="gramStart"/>
-            <w:r>
-              <w:rPr>
-                <w:w w:val="80"/>
-                <w:sz w:val="26"/>
-                <w:szCs w:val="26"/>
-              </w:rPr>
-              <w:t>…..</w:t>
-            </w:r>
-            <w:proofErr w:type="gramEnd"/>
-            <w:r>
-              <w:rPr>
-                <w:w w:val="80"/>
-                <w:sz w:val="26"/>
-                <w:szCs w:val="26"/>
-              </w:rPr>
-              <w:t>…………</w:t>
-            </w:r>
-            <w:proofErr w:type="gramStart"/>
-            <w:r>
-              <w:rPr>
-                <w:w w:val="80"/>
-                <w:sz w:val="26"/>
-                <w:szCs w:val="26"/>
-              </w:rPr>
-              <w:t>…..</w:t>
-            </w:r>
-            <w:proofErr w:type="gramEnd"/>
-            <w:r>
-              <w:rPr>
-                <w:w w:val="80"/>
-                <w:sz w:val="26"/>
-                <w:szCs w:val="26"/>
-              </w:rPr>
-              <w:t>…………</w:t>
-            </w:r>
-            <w:proofErr w:type="gramStart"/>
-            <w:r>
-              <w:rPr>
-                <w:w w:val="80"/>
-                <w:sz w:val="26"/>
-                <w:szCs w:val="26"/>
-              </w:rPr>
-              <w:t>….SEAL</w:t>
-            </w:r>
-            <w:proofErr w:type="gramEnd"/>
-            <w:r>
-              <w:rPr>
-                <w:w w:val="80"/>
-                <w:sz w:val="26"/>
-                <w:szCs w:val="26"/>
-              </w:rPr>
-              <w:t xml:space="preserve"> </w:t>
-            </w:r>
-            <w:proofErr w:type="spellStart"/>
-            <w:proofErr w:type="gramStart"/>
-            <w:r>
-              <w:rPr>
-                <w:w w:val="80"/>
-                <w:sz w:val="26"/>
-                <w:szCs w:val="26"/>
-              </w:rPr>
-              <w:t>số</w:t>
-            </w:r>
-            <w:proofErr w:type="spellEnd"/>
-            <w:r>
-              <w:rPr>
-                <w:w w:val="80"/>
-                <w:sz w:val="26"/>
-                <w:szCs w:val="26"/>
-              </w:rPr>
-              <w:t>:…</w:t>
-            </w:r>
-            <w:proofErr w:type="gramEnd"/>
-            <w:r>
-              <w:rPr>
-                <w:w w:val="80"/>
-                <w:sz w:val="26"/>
-                <w:szCs w:val="26"/>
-              </w:rPr>
-              <w:t>……………………………………………….</w:t>
+              <w:t>{bien_so_03}……………..……………..…………….SEAL số:………………………………………………….</w:t>
             </w:r>
           </w:p>
           <w:p>
@@ -4471,7 +2943,6 @@
                 <w:lang w:val="vi-VN"/>
               </w:rPr>
             </w:pPr>
-            <w:proofErr w:type="spellStart"/>
             <w:r>
               <w:rPr>
                 <w:rFonts w:ascii="Bosch Office Sans" w:hAnsi="Bosch Office Sans"/>
@@ -4479,9 +2950,8 @@
                 <w:sz w:val="22"/>
                 <w:szCs w:val="22"/>
               </w:rPr>
-              <w:t>Đồng</w:t>
-            </w:r>
-            <w:proofErr w:type="spellEnd"/>
+              <w:t xml:space="preserve">Đồng Nai, </w:t>
+            </w:r>
             <w:r>
               <w:rPr>
                 <w:rFonts w:ascii="Bosch Office Sans" w:hAnsi="Bosch Office Sans"/>
@@ -4489,27 +2959,7 @@
                 <w:sz w:val="22"/>
                 <w:szCs w:val="22"/>
               </w:rPr>
-              <w:t xml:space="preserve"> Nai, </w:t>
-            </w:r>
-            <w:proofErr w:type="spellStart"/>
-            <w:r>
-              <w:rPr>
-                <w:rFonts w:ascii="Bosch Office Sans" w:hAnsi="Bosch Office Sans"/>
-                <w:i/>
-                <w:sz w:val="22"/>
-                <w:szCs w:val="22"/>
-              </w:rPr>
-              <w:t>ngày</w:t>
-            </w:r>
-            <w:proofErr w:type="spellEnd"/>
-            <w:r>
-              <w:rPr>
-                <w:rFonts w:ascii="Bosch Office Sans" w:hAnsi="Bosch Office Sans"/>
-                <w:i/>
-                <w:sz w:val="22"/>
-                <w:szCs w:val="22"/>
-              </w:rPr>
-              <w:t xml:space="preserve"> </w:t>
+              <w:t xml:space="preserve">ngày </w:t>
             </w:r>
             <w:r>
               <w:rPr>
@@ -4518,27 +2968,7 @@
                 <w:sz w:val="26"/>
                 <w:szCs w:val="26"/>
               </w:rPr>
-              <w:t>{</w:t>
-            </w:r>
-            <w:proofErr w:type="spellStart"/>
-            <w:r>
-              <w:rPr>
-                <w:i/>
-                <w:w w:val="80"/>
-                <w:sz w:val="26"/>
-                <w:szCs w:val="26"/>
-              </w:rPr>
-              <w:t>ngay</w:t>
-            </w:r>
-            <w:proofErr w:type="spellEnd"/>
-            <w:r>
-              <w:rPr>
-                <w:i/>
-                <w:w w:val="80"/>
-                <w:sz w:val="26"/>
-                <w:szCs w:val="26"/>
-              </w:rPr>
-              <w:t xml:space="preserve">} </w:t>
+              <w:t xml:space="preserve">{ngay} </w:t>
             </w:r>
             <w:r>
               <w:rPr>
@@ -4576,9 +3006,83 @@
                 <w:sz w:val="26"/>
                 <w:szCs w:val="26"/>
               </w:rPr>
-              <w:t>{</w:t>
-            </w:r>
-            <w:proofErr w:type="spellStart"/>
+              <w:t>{nam}</w:t>
+            </w:r>
+          </w:p>
+          <w:p>
+            <w:pPr>
+              <w:tabs>
+                <w:tab w:val="left" w:pos="180"/>
+              </w:tabs>
+              <w:jc w:val="center"/>
+              <w:rPr>
+                <w:rFonts w:ascii="Bosch Office Sans" w:hAnsi="Bosch Office Sans"/>
+                <w:b/>
+                <w:bCs/>
+              </w:rPr>
+            </w:pPr>
+            <w:r>
+              <w:rPr>
+                <w:rFonts w:ascii="Bosch Office Sans" w:hAnsi="Bosch Office Sans"/>
+                <w:b/>
+                <w:bCs/>
+              </w:rPr>
+              <w:t xml:space="preserve">Bên </w:t>
+            </w:r>
+            <w:r>
+              <w:rPr>
+                <w:rFonts w:ascii="Bosch Office Sans" w:hAnsi="Bosch Office Sans"/>
+                <w:b/>
+                <w:bCs/>
+              </w:rPr>
+              <w:t>giao</w:t>
+            </w:r>
+          </w:p>
+        </w:tc>
+        <w:tc>
+          <w:tcPr>
+            <w:tcW w:w="4531" w:type="dxa"/>
+            <w:gridSpan w:val="2"/>
+            <w:tcBorders>
+              <w:top w:val="single" w:sz="4" w:space="0" w:color="auto"/>
+              <w:left w:val="single" w:sz="4" w:space="0" w:color="auto"/>
+              <w:right w:val="single" w:sz="4" w:space="0" w:color="auto"/>
+              <w:tl2br w:val="nil"/>
+              <w:tr2bl w:val="nil"/>
+            </w:tcBorders>
+          </w:tcPr>
+          <w:p>
+            <w:pPr>
+              <w:tabs>
+                <w:tab w:val="left" w:pos="180"/>
+              </w:tabs>
+              <w:jc w:val="center"/>
+              <w:rPr>
+                <w:rFonts w:ascii="Bosch Office Sans" w:hAnsi="Bosch Office Sans"/>
+                <w:i/>
+                <w:sz w:val="22"/>
+                <w:szCs w:val="22"/>
+                <w:lang w:val="vi-VN"/>
+              </w:rPr>
+            </w:pPr>
+            <w:r>
+              <w:rPr>
+                <w:rFonts w:ascii="Bosch Office Sans" w:hAnsi="Bosch Office Sans"/>
+                <w:i/>
+                <w:sz w:val="22"/>
+                <w:szCs w:val="22"/>
+              </w:rPr>
+              <w:t xml:space="preserve">Đồng Nai, </w:t>
+            </w:r>
+            <w:r>
+              <w:rPr>
+                <w:rFonts w:ascii="Bosch Office Sans" w:hAnsi="Bosch Office Sans"/>
+                <w:i/>
+                <w:sz w:val="22"/>
+                <w:szCs w:val="22"/>
+              </w:rPr>
+              <w:t xml:space="preserve">ngày </w:t>
+            </w:r>
             <w:r>
               <w:rPr>
                 <w:i/>
@@ -4586,143 +3090,7 @@
                 <w:sz w:val="26"/>
                 <w:szCs w:val="26"/>
               </w:rPr>
-              <w:t>nam</w:t>
-            </w:r>
-            <w:proofErr w:type="spellEnd"/>
-            <w:r>
-              <w:rPr>
-                <w:i/>
-                <w:w w:val="80"/>
-                <w:sz w:val="26"/>
-                <w:szCs w:val="26"/>
-              </w:rPr>
-              <w:t>}</w:t>
-            </w:r>
-          </w:p>
-          <w:p>
-            <w:pPr>
-              <w:tabs>
-                <w:tab w:val="left" w:pos="180"/>
-              </w:tabs>
-              <w:jc w:val="center"/>
-              <w:rPr>
-                <w:rFonts w:ascii="Bosch Office Sans" w:hAnsi="Bosch Office Sans"/>
-                <w:b/>
-                <w:bCs/>
-              </w:rPr>
-            </w:pPr>
-            <w:r>
-              <w:rPr>
-                <w:rFonts w:ascii="Bosch Office Sans" w:hAnsi="Bosch Office Sans"/>
-                <w:b/>
-                <w:bCs/>
-              </w:rPr>
-              <w:t xml:space="preserve">Bên </w:t>
-            </w:r>
-            <w:r>
-              <w:rPr>
-                <w:rFonts w:ascii="Bosch Office Sans" w:hAnsi="Bosch Office Sans"/>
-                <w:b/>
-                <w:bCs/>
-              </w:rPr>
-              <w:t>giao</w:t>
-            </w:r>
-          </w:p>
-        </w:tc>
-        <w:tc>
-          <w:tcPr>
-            <w:tcW w:w="4531" w:type="dxa"/>
-            <w:gridSpan w:val="2"/>
-            <w:tcBorders>
-              <w:top w:val="single" w:sz="4" w:space="0" w:color="auto"/>
-              <w:left w:val="single" w:sz="4" w:space="0" w:color="auto"/>
-              <w:right w:val="single" w:sz="4" w:space="0" w:color="auto"/>
-              <w:tl2br w:val="nil"/>
-              <w:tr2bl w:val="nil"/>
-            </w:tcBorders>
-          </w:tcPr>
-          <w:p>
-            <w:pPr>
-              <w:tabs>
-                <w:tab w:val="left" w:pos="180"/>
-              </w:tabs>
-              <w:jc w:val="center"/>
-              <w:rPr>
-                <w:rFonts w:ascii="Bosch Office Sans" w:hAnsi="Bosch Office Sans"/>
-                <w:i/>
-                <w:sz w:val="22"/>
-                <w:szCs w:val="22"/>
-                <w:lang w:val="vi-VN"/>
-              </w:rPr>
-            </w:pPr>
-            <w:proofErr w:type="spellStart"/>
-            <w:r>
-              <w:rPr>
-                <w:rFonts w:ascii="Bosch Office Sans" w:hAnsi="Bosch Office Sans"/>
-                <w:i/>
-                <w:sz w:val="22"/>
-                <w:szCs w:val="22"/>
-              </w:rPr>
-              <w:t>Đồng</w:t>
-            </w:r>
-            <w:proofErr w:type="spellEnd"/>
-            <w:r>
-              <w:rPr>
-                <w:rFonts w:ascii="Bosch Office Sans" w:hAnsi="Bosch Office Sans"/>
-                <w:i/>
-                <w:sz w:val="22"/>
-                <w:szCs w:val="22"/>
-              </w:rPr>
-              <w:t xml:space="preserve"> Nai, </w:t>
-            </w:r>
-            <w:proofErr w:type="spellStart"/>
-            <w:r>
-              <w:rPr>
-                <w:rFonts w:ascii="Bosch Office Sans" w:hAnsi="Bosch Office Sans"/>
-                <w:i/>
-                <w:sz w:val="22"/>
-                <w:szCs w:val="22"/>
-              </w:rPr>
-              <w:t>ngày</w:t>
-            </w:r>
-            <w:proofErr w:type="spellEnd"/>
-            <w:r>
-              <w:rPr>
-                <w:rFonts w:ascii="Bosch Office Sans" w:hAnsi="Bosch Office Sans"/>
-                <w:i/>
-                <w:sz w:val="22"/>
-                <w:szCs w:val="22"/>
-              </w:rPr>
-              <w:t xml:space="preserve"> </w:t>
-            </w:r>
-            <w:r>
-              <w:rPr>
-                <w:i/>
-                <w:w w:val="80"/>
-                <w:sz w:val="26"/>
-                <w:szCs w:val="26"/>
-              </w:rPr>
-              <w:t>{</w:t>
-            </w:r>
-            <w:proofErr w:type="spellStart"/>
-            <w:r>
-              <w:rPr>
-                <w:i/>
-                <w:w w:val="80"/>
-                <w:sz w:val="26"/>
-                <w:szCs w:val="26"/>
-              </w:rPr>
-              <w:t>ngay</w:t>
-            </w:r>
-            <w:proofErr w:type="spellEnd"/>
-            <w:r>
-              <w:rPr>
-                <w:i/>
-                <w:w w:val="80"/>
-                <w:sz w:val="26"/>
-                <w:szCs w:val="26"/>
-              </w:rPr>
-              <w:t xml:space="preserve">} </w:t>
+              <w:t xml:space="preserve">{ngay} </w:t>
             </w:r>
             <w:r>
               <w:rPr>
@@ -4760,27 +3128,7 @@
                 <w:sz w:val="26"/>
                 <w:szCs w:val="26"/>
               </w:rPr>
-              <w:t>{</w:t>
-            </w:r>
-            <w:proofErr w:type="spellStart"/>
-            <w:r>
-              <w:rPr>
-                <w:i/>
-                <w:w w:val="80"/>
-                <w:sz w:val="26"/>
-                <w:szCs w:val="26"/>
-              </w:rPr>
-              <w:t>nam</w:t>
-            </w:r>
-            <w:proofErr w:type="spellEnd"/>
-            <w:r>
-              <w:rPr>
-                <w:i/>
-                <w:w w:val="80"/>
-                <w:sz w:val="26"/>
-                <w:szCs w:val="26"/>
-              </w:rPr>
-              <w:t>}</w:t>
+              <w:t>{nam}</w:t>
             </w:r>
           </w:p>
           <w:p>
@@ -4794,31 +3142,13 @@
                 <w:b/>
               </w:rPr>
             </w:pPr>
-            <w:proofErr w:type="spellStart"/>
             <w:r>
               <w:rPr>
                 <w:rFonts w:ascii="Bosch Office Sans" w:hAnsi="Bosch Office Sans"/>
                 <w:b/>
               </w:rPr>
-              <w:t>Bên</w:t>
-            </w:r>
-            <w:proofErr w:type="spellEnd"/>
-            <w:r>
-              <w:rPr>
-                <w:rFonts w:ascii="Bosch Office Sans" w:hAnsi="Bosch Office Sans"/>
-                <w:b/>
-              </w:rPr>
-              <w:t xml:space="preserve"> </w:t>
-            </w:r>
-            <w:proofErr w:type="spellStart"/>
-            <w:r>
-              <w:rPr>
-                <w:rFonts w:ascii="Bosch Office Sans" w:hAnsi="Bosch Office Sans"/>
-                <w:b/>
-              </w:rPr>
-              <w:t>nhận</w:t>
-            </w:r>
-            <w:proofErr w:type="spellEnd"/>
+              <w:t>Bên nhận</w:t>
+            </w:r>
           </w:p>
         </w:tc>
       </w:tr>
@@ -5810,6 +4140,19 @@
 </file>
 
 <file path=customXml/item1.xml><?xml version="1.0" encoding="utf-8"?>
+<?mso-contentType ?>
+<FormTemplates xmlns="http://schemas.microsoft.com/sharepoint/v3/contenttype/forms">
+  <Display>DocumentLibraryForm</Display>
+  <Edit>DocumentLibraryForm</Edit>
+  <New>DocumentLibraryForm</New>
+</FormTemplates>
+</file>
+
+<file path=customXml/item2.xml><?xml version="1.0" encoding="utf-8"?>
+<b:Sources xmlns:b="http://schemas.openxmlformats.org/officeDocument/2006/bibliography" xmlns="http://schemas.openxmlformats.org/officeDocument/2006/bibliography" SelectedStyle="\APASixthEditionOfficeOnline.xsl" StyleName="APA" Version="6"/>
+</file>
+
+<file path=customXml/item3.xml><?xml version="1.0" encoding="utf-8"?>
 <p:properties xmlns:p="http://schemas.microsoft.com/office/2006/metadata/properties" xmlns:xsi="http://www.w3.org/2001/XMLSchema-instance" xmlns:pc="http://schemas.microsoft.com/office/infopath/2007/PartnerControls">
   <documentManagement>
     <TaxCatchAll xmlns="7735a6fb-8f44-491f-8731-580f6bd492c0" xsi:nil="true"/>
@@ -5820,28 +4163,7 @@
 </p:properties>
 </file>
 
-<file path=customXml/item2.xml><?xml version="1.0" encoding="utf-8"?>
-<b:Sources xmlns:b="http://schemas.openxmlformats.org/officeDocument/2006/bibliography" xmlns="http://schemas.openxmlformats.org/officeDocument/2006/bibliography" SelectedStyle="\APASixthEditionOfficeOnline.xsl" StyleName="APA" Version="6"/>
-</file>
-
-<file path=customXml/item3.xml><?xml version="1.0" encoding="utf-8"?>
-<?mso-contentType ?>
-<FormTemplates xmlns="http://schemas.microsoft.com/sharepoint/v3/contenttype/forms">
-  <Display>DocumentLibraryForm</Display>
-  <Edit>DocumentLibraryForm</Edit>
-  <New>DocumentLibraryForm</New>
-</FormTemplates>
-</file>
-
 <file path=customXml/item4.xml><?xml version="1.0" encoding="utf-8"?>
-<s:customData xmlns="http://www.wps.cn/officeDocument/2013/wpsCustomData" xmlns:s="http://www.wps.cn/officeDocument/2013/wpsCustomData">
-  <customSectProps>
-    <customSectPr/>
-  </customSectProps>
-</s:customData>
-</file>
-
-<file path=customXml/item5.xml><?xml version="1.0" encoding="utf-8"?>
 <ct:contentTypeSchema xmlns:ct="http://schemas.microsoft.com/office/2006/metadata/contentType" xmlns:ma="http://schemas.microsoft.com/office/2006/metadata/properties/metaAttributes" ct:_="" ma:_="" ma:contentTypeName="Document" ma:contentTypeID="0x0101004490BB640157C14FAF266DE404D086A6" ma:contentTypeVersion="17" ma:contentTypeDescription="Create a new document." ma:contentTypeScope="" ma:versionID="f38b6ffb11ee6f1adbf32a163ce76de2">
   <xsd:schema xmlns:xsd="http://www.w3.org/2001/XMLSchema" xmlns:xs="http://www.w3.org/2001/XMLSchema" xmlns:p="http://schemas.microsoft.com/office/2006/metadata/properties" xmlns:ns2="c4295da5-23ac-4c55-9ef5-b6d8062b39d1" xmlns:ns3="7735a6fb-8f44-491f-8731-580f6bd492c0" targetNamespace="http://schemas.microsoft.com/office/2006/metadata/properties" ma:root="true" ma:fieldsID="11e5d540bc71b6f6f05a28d410c4a2b2" ns2:_="" ns3:_="">
     <xsd:import namespace="c4295da5-23ac-4c55-9ef5-b6d8062b39d1"/>
@@ -6088,13 +4410,18 @@
 </ct:contentTypeSchema>
 </file>
 
+<file path=customXml/item5.xml><?xml version="1.0" encoding="utf-8"?>
+<s:customData xmlns="http://www.wps.cn/officeDocument/2013/wpsCustomData" xmlns:s="http://www.wps.cn/officeDocument/2013/wpsCustomData">
+  <customSectProps>
+    <customSectPr/>
+  </customSectProps>
+</s:customData>
+</file>
+
 <file path=customXml/itemProps1.xml><?xml version="1.0" encoding="utf-8"?>
-<ds:datastoreItem xmlns:ds="http://schemas.openxmlformats.org/officeDocument/2006/customXml" ds:itemID="{A8E4F743-41D5-4BA6-8131-3368C9509340}">
+<ds:datastoreItem xmlns:ds="http://schemas.openxmlformats.org/officeDocument/2006/customXml" ds:itemID="{8C117CD0-CE6C-4729-BC58-978476FE4D39}">
   <ds:schemaRefs>
-    <ds:schemaRef ds:uri="http://schemas.microsoft.com/office/2006/metadata/properties"/>
-    <ds:schemaRef ds:uri="http://schemas.microsoft.com/office/infopath/2007/PartnerControls"/>
-    <ds:schemaRef ds:uri="7735a6fb-8f44-491f-8731-580f6bd492c0"/>
-    <ds:schemaRef ds:uri="c4295da5-23ac-4c55-9ef5-b6d8062b39d1"/>
+    <ds:schemaRef ds:uri="http://schemas.microsoft.com/sharepoint/v3/contenttype/forms"/>
   </ds:schemaRefs>
 </ds:datastoreItem>
 </file>
@@ -6108,22 +4435,17 @@
 </file>
 
 <file path=customXml/itemProps3.xml><?xml version="1.0" encoding="utf-8"?>
-<ds:datastoreItem xmlns:ds="http://schemas.openxmlformats.org/officeDocument/2006/customXml" ds:itemID="{8C117CD0-CE6C-4729-BC58-978476FE4D39}">
+<ds:datastoreItem xmlns:ds="http://schemas.openxmlformats.org/officeDocument/2006/customXml" ds:itemID="{A8E4F743-41D5-4BA6-8131-3368C9509340}">
   <ds:schemaRefs>
-    <ds:schemaRef ds:uri="http://schemas.microsoft.com/sharepoint/v3/contenttype/forms"/>
+    <ds:schemaRef ds:uri="http://schemas.microsoft.com/office/2006/metadata/properties"/>
+    <ds:schemaRef ds:uri="http://schemas.microsoft.com/office/infopath/2007/PartnerControls"/>
+    <ds:schemaRef ds:uri="7735a6fb-8f44-491f-8731-580f6bd492c0"/>
+    <ds:schemaRef ds:uri="c4295da5-23ac-4c55-9ef5-b6d8062b39d1"/>
   </ds:schemaRefs>
 </ds:datastoreItem>
 </file>
 
 <file path=customXml/itemProps4.xml><?xml version="1.0" encoding="utf-8"?>
-<ds:datastoreItem xmlns:ds="http://schemas.openxmlformats.org/officeDocument/2006/customXml" ds:itemID="{B1977F7D-205B-4081-913C-38D41E755F92}">
-  <ds:schemaRefs>
-    <ds:schemaRef ds:uri="http://www.wps.cn/officeDocument/2013/wpsCustomData"/>
-  </ds:schemaRefs>
-</ds:datastoreItem>
-</file>
-
-<file path=customXml/itemProps5.xml><?xml version="1.0" encoding="utf-8"?>
 <ds:datastoreItem xmlns:ds="http://schemas.openxmlformats.org/officeDocument/2006/customXml" ds:itemID="{B79C2B84-F058-4740-9AF0-FEAD33FD6D82}">
   <ds:schemaRefs>
     <ds:schemaRef ds:uri="http://schemas.microsoft.com/office/2006/metadata/contentType"/>
@@ -6140,4 +4462,12 @@
     <ds:schemaRef ds:uri="http://schemas.microsoft.com/internal/obd"/>
   </ds:schemaRefs>
 </ds:datastoreItem>
+</file>
+
+<file path=customXml/itemProps5.xml><?xml version="1.0" encoding="utf-8"?>
+<ds:datastoreItem xmlns:ds="http://schemas.openxmlformats.org/officeDocument/2006/customXml" ds:itemID="{B1977F7D-205B-4081-913C-38D41E755F92}">
+  <ds:schemaRefs>
+    <ds:schemaRef ds:uri="http://www.wps.cn/officeDocument/2013/wpsCustomData"/>
+  </ds:schemaRefs>
+</ds:datastoreItem>
 </file>